--- a/documentos/Documento - Projeto de Extensão - COM Empresa.docx
+++ b/documentos/Documento - Projeto de Extensão - COM Empresa.docx
@@ -1,6 +1,6 @@
 
 <file path=word/document.xml><?xml version="1.0" encoding="utf-8"?>
-<w:document xmlns:wpc="http://schemas.microsoft.com/office/word/2010/wordprocessingCanvas" xmlns:cx="http://schemas.microsoft.com/office/drawing/2014/chartex" xmlns:cx1="http://schemas.microsoft.com/office/drawing/2015/9/8/chartex" xmlns:cx2="http://schemas.microsoft.com/office/drawing/2015/10/21/chartex" xmlns:cx3="http://schemas.microsoft.com/office/drawing/2016/5/9/chartex" xmlns:cx4="http://schemas.microsoft.com/office/drawing/2016/5/10/chartex" xmlns:cx5="http://schemas.microsoft.com/office/drawing/2016/5/11/chartex" xmlns:cx6="http://schemas.microsoft.com/office/drawing/2016/5/12/chartex" xmlns:cx7="http://schemas.microsoft.com/office/drawing/2016/5/13/chartex" xmlns:cx8="http://schemas.microsoft.com/office/drawing/2016/5/14/chartex" xmlns:mc="http://schemas.openxmlformats.org/markup-compatibility/2006" xmlns:aink="http://schemas.microsoft.com/office/drawing/2016/ink" xmlns:am3d="http://schemas.microsoft.com/office/drawing/2017/model3d" xmlns:o="urn:schemas-microsoft-com:office:office" xmlns:oel="http://schemas.microsoft.com/office/2019/extlst" xmlns:r="http://schemas.openxmlformats.org/officeDocument/2006/relationships" xmlns:m="http://schemas.openxmlformats.org/officeDocument/2006/math" xmlns:v="urn:schemas-microsoft-com:vml" xmlns:wp14="http://schemas.microsoft.com/office/word/2010/wordprocessingDrawing" xmlns:wp="http://schemas.openxmlformats.org/drawingml/2006/wordprocessingDrawing" xmlns:w10="urn:schemas-microsoft-com:office:word" xmlns:w="http://schemas.openxmlformats.org/wordprocessingml/2006/main" xmlns:w14="http://schemas.microsoft.com/office/word/2010/wordml" xmlns:w15="http://schemas.microsoft.com/office/word/2012/wordml" xmlns:w16cex="http://schemas.microsoft.com/office/word/2018/wordml/cex" xmlns:w16cid="http://schemas.microsoft.com/office/word/2016/wordml/cid" xmlns:w16="http://schemas.microsoft.com/office/word/2018/wordml" xmlns:w16du="http://schemas.microsoft.com/office/word/2023/wordml/word16du" xmlns:w16sdtdh="http://schemas.microsoft.com/office/word/2020/wordml/sdtdatahash" xmlns:w16sdtfl="http://schemas.microsoft.com/office/word/2024/wordml/sdtformatlock" xmlns:w16se="http://schemas.microsoft.com/office/word/2015/wordml/symex" xmlns:wpg="http://schemas.microsoft.com/office/word/2010/wordprocessingGroup" xmlns:wpi="http://schemas.microsoft.com/office/word/2010/wordprocessingInk" xmlns:wne="http://schemas.microsoft.com/office/word/2006/wordml" xmlns:wps="http://schemas.microsoft.com/office/word/2010/wordprocessingShape" mc:Ignorable="w14 w15 w16se w16cid w16 w16cex w16sdtdh w16sdtfl w16du wp14">
+<w:document xmlns:wpc="http://schemas.microsoft.com/office/word/2010/wordprocessingCanvas" xmlns:cx="http://schemas.microsoft.com/office/drawing/2014/chartex" xmlns:cx1="http://schemas.microsoft.com/office/drawing/2015/9/8/chartex" xmlns:cx2="http://schemas.microsoft.com/office/drawing/2015/10/21/chartex" xmlns:cx3="http://schemas.microsoft.com/office/drawing/2016/5/9/chartex" xmlns:cx4="http://schemas.microsoft.com/office/drawing/2016/5/10/chartex" xmlns:cx5="http://schemas.microsoft.com/office/drawing/2016/5/11/chartex" xmlns:cx6="http://schemas.microsoft.com/office/drawing/2016/5/12/chartex" xmlns:cx7="http://schemas.microsoft.com/office/drawing/2016/5/13/chartex" xmlns:cx8="http://schemas.microsoft.com/office/drawing/2016/5/14/chartex" xmlns:mc="http://schemas.openxmlformats.org/markup-compatibility/2006" xmlns:aink="http://schemas.microsoft.com/office/drawing/2016/ink" xmlns:am3d="http://schemas.microsoft.com/office/drawing/2017/model3d" xmlns:o="urn:schemas-microsoft-com:office:office" xmlns:oel="http://schemas.microsoft.com/office/2019/extlst" xmlns:r="http://schemas.openxmlformats.org/officeDocument/2006/relationships" xmlns:m="http://schemas.openxmlformats.org/officeDocument/2006/math" xmlns:v="urn:schemas-microsoft-com:vml" xmlns:wp14="http://schemas.microsoft.com/office/word/2010/wordprocessingDrawing" xmlns:wp="http://schemas.openxmlformats.org/drawingml/2006/wordprocessingDrawing" xmlns:w10="urn:schemas-microsoft-com:office:word" xmlns:w="http://schemas.openxmlformats.org/wordprocessingml/2006/main" xmlns:w14="http://schemas.microsoft.com/office/word/2010/wordml" xmlns:w15="http://schemas.microsoft.com/office/word/2012/wordml" xmlns:w16cex="http://schemas.microsoft.com/office/word/2018/wordml/cex" xmlns:w16cid="http://schemas.microsoft.com/office/word/2016/wordml/cid" xmlns:w16="http://schemas.microsoft.com/office/word/2018/wordml" xmlns:w16sdtdh="http://schemas.microsoft.com/office/word/2020/wordml/sdtdatahash" xmlns:w16se="http://schemas.microsoft.com/office/word/2015/wordml/symex" xmlns:wpg="http://schemas.microsoft.com/office/word/2010/wordprocessingGroup" xmlns:wpi="http://schemas.microsoft.com/office/word/2010/wordprocessingInk" xmlns:wne="http://schemas.microsoft.com/office/word/2006/wordml" xmlns:wps="http://schemas.microsoft.com/office/word/2010/wordprocessingShape" mc:Ignorable="w14 w15 w16se w16cid w16 w16cex w16sdtdh wp14">
   <w:body>
     <w:p>
       <w:pPr>
@@ -136,28 +136,20 @@
               <w:rPr>
                 <w:rFonts w:ascii="Arial" w:eastAsia="Arial" w:hAnsi="Arial" w:cs="Arial"/>
                 <w:color w:val="525252" w:themeColor="accent3" w:themeShade="80"/>
-                <w:sz w:val="20"/>
-                <w:szCs w:val="20"/>
-              </w:rPr>
-            </w:pPr>
-            <w:r>
-              <w:rPr>
-                <w:rFonts w:ascii="Arial" w:eastAsia="Arial" w:hAnsi="Arial" w:cs="Arial"/>
-                <w:color w:val="525252" w:themeColor="accent3" w:themeShade="80"/>
-                <w:sz w:val="20"/>
-                <w:szCs w:val="20"/>
-              </w:rPr>
-              <w:t>Inserir os dados neste espaço. Orientações: descrição sucinta englobando o tema do projeto.</w:t>
-            </w:r>
-          </w:p>
-          <w:p>
-            <w:pPr>
-              <w:rPr>
-                <w:rFonts w:ascii="Arial" w:eastAsia="Arial" w:hAnsi="Arial" w:cs="Arial"/>
-                <w:sz w:val="20"/>
-                <w:szCs w:val="20"/>
-              </w:rPr>
-            </w:pPr>
+                <w:sz w:val="24"/>
+                <w:szCs w:val="24"/>
+              </w:rPr>
+            </w:pPr>
+            <w:proofErr w:type="spellStart"/>
+            <w:r>
+              <w:rPr>
+                <w:rFonts w:ascii="Arial" w:eastAsia="Arial" w:hAnsi="Arial" w:cs="Arial"/>
+                <w:sz w:val="24"/>
+                <w:szCs w:val="24"/>
+              </w:rPr>
+              <w:t>AlinhaTech</w:t>
+            </w:r>
+            <w:proofErr w:type="spellEnd"/>
           </w:p>
         </w:tc>
       </w:tr>
@@ -315,34 +307,20 @@
           </w:tcPr>
           <w:p>
             <w:pPr>
-              <w:spacing w:after="0" w:line="240" w:lineRule="auto"/>
-              <w:rPr>
-                <w:rFonts w:ascii="Arial" w:eastAsia="Arial" w:hAnsi="Arial" w:cs="Arial"/>
-                <w:color w:val="525252" w:themeColor="accent3" w:themeShade="80"/>
-                <w:sz w:val="20"/>
-                <w:szCs w:val="20"/>
-              </w:rPr>
-            </w:pPr>
-            <w:r>
-              <w:rPr>
-                <w:rFonts w:ascii="Arial" w:eastAsia="Arial" w:hAnsi="Arial" w:cs="Arial"/>
-                <w:color w:val="525252" w:themeColor="accent3" w:themeShade="80"/>
-                <w:sz w:val="20"/>
-                <w:szCs w:val="20"/>
-              </w:rPr>
-              <w:t>Preencher aqui</w:t>
-            </w:r>
-          </w:p>
-          <w:p>
-            <w:pPr>
-              <w:spacing w:after="0" w:line="240" w:lineRule="auto"/>
-              <w:rPr>
-                <w:rFonts w:ascii="Arial" w:eastAsia="Arial" w:hAnsi="Arial" w:cs="Arial"/>
-                <w:b/>
-                <w:sz w:val="20"/>
-                <w:szCs w:val="20"/>
-              </w:rPr>
-            </w:pPr>
+              <w:rPr>
+                <w:rFonts w:ascii="Arial" w:eastAsia="Arial" w:hAnsi="Arial" w:cs="Arial"/>
+                <w:sz w:val="24"/>
+                <w:szCs w:val="24"/>
+              </w:rPr>
+            </w:pPr>
+            <w:r>
+              <w:rPr>
+                <w:rFonts w:ascii="Arial" w:eastAsia="Arial" w:hAnsi="Arial" w:cs="Arial"/>
+                <w:sz w:val="24"/>
+                <w:szCs w:val="24"/>
+              </w:rPr>
+              <w:t>Breno Colaneri</w:t>
+            </w:r>
           </w:p>
         </w:tc>
         <w:tc>
@@ -352,14 +330,20 @@
           </w:tcPr>
           <w:p>
             <w:pPr>
-              <w:spacing w:after="0" w:line="240" w:lineRule="auto"/>
-              <w:rPr>
-                <w:rFonts w:ascii="Arial" w:eastAsia="Arial" w:hAnsi="Arial" w:cs="Arial"/>
-                <w:b/>
-                <w:sz w:val="20"/>
-                <w:szCs w:val="20"/>
-              </w:rPr>
-            </w:pPr>
+              <w:rPr>
+                <w:rFonts w:ascii="Arial" w:eastAsia="Arial" w:hAnsi="Arial" w:cs="Arial"/>
+                <w:sz w:val="24"/>
+                <w:szCs w:val="24"/>
+              </w:rPr>
+            </w:pPr>
+            <w:r>
+              <w:rPr>
+                <w:rFonts w:ascii="Arial" w:eastAsia="Arial" w:hAnsi="Arial" w:cs="Arial"/>
+                <w:sz w:val="24"/>
+                <w:szCs w:val="24"/>
+              </w:rPr>
+              <w:t>24026968</w:t>
+            </w:r>
           </w:p>
         </w:tc>
       </w:tr>
@@ -371,25 +355,20 @@
           </w:tcPr>
           <w:p>
             <w:pPr>
-              <w:spacing w:after="0" w:line="240" w:lineRule="auto"/>
-              <w:rPr>
-                <w:rFonts w:ascii="Arial" w:eastAsia="Arial" w:hAnsi="Arial" w:cs="Arial"/>
-                <w:b/>
-                <w:sz w:val="20"/>
-                <w:szCs w:val="20"/>
-              </w:rPr>
-            </w:pPr>
-          </w:p>
-          <w:p>
-            <w:pPr>
-              <w:spacing w:after="0" w:line="240" w:lineRule="auto"/>
-              <w:rPr>
-                <w:rFonts w:ascii="Arial" w:eastAsia="Arial" w:hAnsi="Arial" w:cs="Arial"/>
-                <w:b/>
-                <w:sz w:val="20"/>
-                <w:szCs w:val="20"/>
-              </w:rPr>
-            </w:pPr>
+              <w:rPr>
+                <w:rFonts w:ascii="Arial" w:eastAsia="Arial" w:hAnsi="Arial" w:cs="Arial"/>
+                <w:sz w:val="24"/>
+                <w:szCs w:val="24"/>
+              </w:rPr>
+            </w:pPr>
+            <w:r>
+              <w:rPr>
+                <w:rFonts w:ascii="Arial" w:eastAsia="Arial" w:hAnsi="Arial" w:cs="Arial"/>
+                <w:sz w:val="24"/>
+                <w:szCs w:val="24"/>
+              </w:rPr>
+              <w:t>Guilherme Leão</w:t>
+            </w:r>
           </w:p>
         </w:tc>
         <w:tc>
@@ -399,14 +378,20 @@
           </w:tcPr>
           <w:p>
             <w:pPr>
-              <w:spacing w:after="0" w:line="240" w:lineRule="auto"/>
-              <w:rPr>
-                <w:rFonts w:ascii="Arial" w:eastAsia="Arial" w:hAnsi="Arial" w:cs="Arial"/>
-                <w:b/>
-                <w:sz w:val="20"/>
-                <w:szCs w:val="20"/>
-              </w:rPr>
-            </w:pPr>
+              <w:rPr>
+                <w:rFonts w:ascii="Arial" w:eastAsia="Arial" w:hAnsi="Arial" w:cs="Arial"/>
+                <w:sz w:val="24"/>
+                <w:szCs w:val="24"/>
+              </w:rPr>
+            </w:pPr>
+            <w:r>
+              <w:rPr>
+                <w:rFonts w:ascii="Arial" w:eastAsia="Arial" w:hAnsi="Arial" w:cs="Arial"/>
+                <w:sz w:val="24"/>
+                <w:szCs w:val="24"/>
+              </w:rPr>
+              <w:t>25027205</w:t>
+            </w:r>
           </w:p>
         </w:tc>
       </w:tr>
@@ -418,25 +403,30 @@
           </w:tcPr>
           <w:p>
             <w:pPr>
-              <w:spacing w:after="0" w:line="240" w:lineRule="auto"/>
-              <w:rPr>
-                <w:rFonts w:ascii="Arial" w:eastAsia="Arial" w:hAnsi="Arial" w:cs="Arial"/>
-                <w:b/>
-                <w:sz w:val="20"/>
-                <w:szCs w:val="20"/>
-              </w:rPr>
-            </w:pPr>
-          </w:p>
-          <w:p>
-            <w:pPr>
-              <w:spacing w:after="0" w:line="240" w:lineRule="auto"/>
-              <w:rPr>
-                <w:rFonts w:ascii="Arial" w:eastAsia="Arial" w:hAnsi="Arial" w:cs="Arial"/>
-                <w:b/>
-                <w:sz w:val="20"/>
-                <w:szCs w:val="20"/>
-              </w:rPr>
-            </w:pPr>
+              <w:rPr>
+                <w:rFonts w:ascii="Arial" w:eastAsia="Arial" w:hAnsi="Arial" w:cs="Arial"/>
+                <w:sz w:val="24"/>
+                <w:szCs w:val="24"/>
+              </w:rPr>
+            </w:pPr>
+            <w:proofErr w:type="spellStart"/>
+            <w:r>
+              <w:rPr>
+                <w:rFonts w:ascii="Arial" w:eastAsia="Arial" w:hAnsi="Arial" w:cs="Arial"/>
+                <w:sz w:val="24"/>
+                <w:szCs w:val="24"/>
+              </w:rPr>
+              <w:t>Izabelli</w:t>
+            </w:r>
+            <w:proofErr w:type="spellEnd"/>
+            <w:r>
+              <w:rPr>
+                <w:rFonts w:ascii="Arial" w:eastAsia="Arial" w:hAnsi="Arial" w:cs="Arial"/>
+                <w:sz w:val="24"/>
+                <w:szCs w:val="24"/>
+              </w:rPr>
+              <w:t xml:space="preserve"> Ribeiro</w:t>
+            </w:r>
           </w:p>
         </w:tc>
         <w:tc>
@@ -446,14 +436,20 @@
           </w:tcPr>
           <w:p>
             <w:pPr>
-              <w:spacing w:after="0" w:line="240" w:lineRule="auto"/>
-              <w:rPr>
-                <w:rFonts w:ascii="Arial" w:eastAsia="Arial" w:hAnsi="Arial" w:cs="Arial"/>
-                <w:b/>
-                <w:sz w:val="20"/>
-                <w:szCs w:val="20"/>
-              </w:rPr>
-            </w:pPr>
+              <w:rPr>
+                <w:rFonts w:ascii="Arial" w:eastAsia="Arial" w:hAnsi="Arial" w:cs="Arial"/>
+                <w:sz w:val="24"/>
+                <w:szCs w:val="24"/>
+              </w:rPr>
+            </w:pPr>
+            <w:r>
+              <w:rPr>
+                <w:rFonts w:ascii="Arial" w:eastAsia="Arial" w:hAnsi="Arial" w:cs="Arial"/>
+                <w:sz w:val="24"/>
+                <w:szCs w:val="24"/>
+              </w:rPr>
+              <w:t>25027357</w:t>
+            </w:r>
           </w:p>
         </w:tc>
       </w:tr>
@@ -465,25 +461,36 @@
           </w:tcPr>
           <w:p>
             <w:pPr>
-              <w:spacing w:after="0" w:line="240" w:lineRule="auto"/>
-              <w:rPr>
-                <w:rFonts w:ascii="Arial" w:eastAsia="Arial" w:hAnsi="Arial" w:cs="Arial"/>
-                <w:b/>
-                <w:sz w:val="20"/>
-                <w:szCs w:val="20"/>
-              </w:rPr>
-            </w:pPr>
-          </w:p>
-          <w:p>
-            <w:pPr>
-              <w:spacing w:after="0" w:line="240" w:lineRule="auto"/>
-              <w:rPr>
-                <w:rFonts w:ascii="Arial" w:eastAsia="Arial" w:hAnsi="Arial" w:cs="Arial"/>
-                <w:b/>
-                <w:sz w:val="20"/>
-                <w:szCs w:val="20"/>
-              </w:rPr>
-            </w:pPr>
+              <w:rPr>
+                <w:rFonts w:ascii="Arial" w:eastAsia="Arial" w:hAnsi="Arial" w:cs="Arial"/>
+                <w:sz w:val="24"/>
+                <w:szCs w:val="24"/>
+              </w:rPr>
+            </w:pPr>
+            <w:r>
+              <w:rPr>
+                <w:rFonts w:ascii="Arial" w:eastAsia="Arial" w:hAnsi="Arial" w:cs="Arial"/>
+                <w:sz w:val="24"/>
+                <w:szCs w:val="24"/>
+              </w:rPr>
+              <w:t xml:space="preserve">Rafael </w:t>
+            </w:r>
+            <w:r>
+              <w:rPr>
+                <w:rFonts w:ascii="Arial" w:eastAsia="Arial" w:hAnsi="Arial" w:cs="Arial"/>
+                <w:sz w:val="24"/>
+                <w:szCs w:val="24"/>
+              </w:rPr>
+              <w:t>C</w:t>
+            </w:r>
+            <w:r>
+              <w:rPr>
+                <w:rFonts w:ascii="Arial" w:eastAsia="Arial" w:hAnsi="Arial" w:cs="Arial"/>
+                <w:sz w:val="24"/>
+                <w:szCs w:val="24"/>
+              </w:rPr>
+              <w:t>hagas</w:t>
+            </w:r>
           </w:p>
         </w:tc>
         <w:tc>
@@ -493,14 +500,20 @@
           </w:tcPr>
           <w:p>
             <w:pPr>
-              <w:spacing w:after="0" w:line="240" w:lineRule="auto"/>
-              <w:rPr>
-                <w:rFonts w:ascii="Arial" w:eastAsia="Arial" w:hAnsi="Arial" w:cs="Arial"/>
-                <w:b/>
-                <w:sz w:val="20"/>
-                <w:szCs w:val="20"/>
-              </w:rPr>
-            </w:pPr>
+              <w:rPr>
+                <w:rFonts w:ascii="Arial" w:eastAsia="Arial" w:hAnsi="Arial" w:cs="Arial"/>
+                <w:sz w:val="24"/>
+                <w:szCs w:val="24"/>
+              </w:rPr>
+            </w:pPr>
+            <w:r>
+              <w:rPr>
+                <w:rFonts w:ascii="Arial" w:eastAsia="Arial" w:hAnsi="Arial" w:cs="Arial"/>
+                <w:sz w:val="24"/>
+                <w:szCs w:val="24"/>
+              </w:rPr>
+              <w:t>25027205</w:t>
+            </w:r>
           </w:p>
         </w:tc>
       </w:tr>
@@ -588,33 +601,95 @@
                 <w:right w:val="nil"/>
                 <w:between w:val="nil"/>
               </w:pBdr>
-              <w:jc w:val="both"/>
-              <w:rPr>
-                <w:rFonts w:ascii="Arial" w:eastAsia="Arial" w:hAnsi="Arial" w:cs="Arial"/>
+              <w:rPr>
+                <w:rFonts w:ascii="Arial" w:hAnsi="Arial" w:cs="Arial"/>
                 <w:b/>
-                <w:color w:val="000000"/>
-                <w:sz w:val="20"/>
-                <w:szCs w:val="20"/>
-              </w:rPr>
-            </w:pPr>
-            <w:r>
-              <w:rPr>
-                <w:rFonts w:ascii="Arial" w:eastAsia="Arial" w:hAnsi="Arial" w:cs="Arial"/>
-                <w:color w:val="525252" w:themeColor="accent3" w:themeShade="80"/>
-                <w:sz w:val="20"/>
-                <w:szCs w:val="20"/>
-              </w:rPr>
-              <w:t>Inserir os dados neste espaço. Orientações: inserir o nome completo do professor responsável pela Atividade de Extensão.</w:t>
-            </w:r>
-            <w:r>
-              <w:rPr>
-                <w:rFonts w:ascii="Arial" w:eastAsia="Arial" w:hAnsi="Arial" w:cs="Arial"/>
-                <w:b/>
-                <w:color w:val="525252" w:themeColor="accent3" w:themeShade="80"/>
-                <w:sz w:val="16"/>
-                <w:szCs w:val="16"/>
-              </w:rPr>
-              <w:t xml:space="preserve"> </w:t>
+                <w:bCs/>
+                <w:sz w:val="24"/>
+                <w:szCs w:val="24"/>
+              </w:rPr>
+            </w:pPr>
+            <w:hyperlink r:id="rId10" w:history="1">
+              <w:r>
+                <w:rPr>
+                  <w:rFonts w:ascii="Arial" w:eastAsia="Arial" w:hAnsi="Arial" w:cs="Arial"/>
+                  <w:sz w:val="24"/>
+                  <w:szCs w:val="24"/>
+                </w:rPr>
+                <w:t>Kátia Milani Lara Bossi</w:t>
+              </w:r>
+            </w:hyperlink>
+            <w:r>
+              <w:rPr>
+                <w:rFonts w:ascii="Arial" w:eastAsia="Arial" w:hAnsi="Arial" w:cs="Arial"/>
+                <w:sz w:val="24"/>
+                <w:szCs w:val="24"/>
+              </w:rPr>
+              <w:t>, </w:t>
+            </w:r>
+            <w:hyperlink r:id="rId11" w:history="1">
+              <w:r>
+                <w:rPr>
+                  <w:rFonts w:ascii="Arial" w:eastAsia="Arial" w:hAnsi="Arial" w:cs="Arial"/>
+                  <w:sz w:val="24"/>
+                  <w:szCs w:val="24"/>
+                </w:rPr>
+                <w:t>Marco Aurelio Lima Barbosa</w:t>
+              </w:r>
+            </w:hyperlink>
+            <w:r>
+              <w:rPr>
+                <w:rFonts w:ascii="Arial" w:eastAsia="Arial" w:hAnsi="Arial" w:cs="Arial"/>
+                <w:sz w:val="24"/>
+                <w:szCs w:val="24"/>
+              </w:rPr>
+              <w:t>, </w:t>
+            </w:r>
+            <w:hyperlink r:id="rId12" w:history="1">
+              <w:r>
+                <w:rPr>
+                  <w:rFonts w:ascii="Arial" w:eastAsia="Arial" w:hAnsi="Arial" w:cs="Arial"/>
+                  <w:sz w:val="24"/>
+                  <w:szCs w:val="24"/>
+                </w:rPr>
+                <w:t>Rodrigo da Rosa</w:t>
+              </w:r>
+            </w:hyperlink>
+            <w:r>
+              <w:rPr>
+                <w:rFonts w:ascii="Arial" w:eastAsia="Arial" w:hAnsi="Arial" w:cs="Arial"/>
+                <w:sz w:val="24"/>
+                <w:szCs w:val="24"/>
+              </w:rPr>
+              <w:t> e </w:t>
+            </w:r>
+            <w:hyperlink r:id="rId13" w:history="1">
+              <w:r>
+                <w:rPr>
+                  <w:rFonts w:ascii="Arial" w:eastAsia="Arial" w:hAnsi="Arial" w:cs="Arial"/>
+                  <w:sz w:val="24"/>
+                  <w:szCs w:val="24"/>
+                </w:rPr>
+                <w:t xml:space="preserve">Victor Rosetti de </w:t>
+              </w:r>
+              <w:proofErr w:type="spellStart"/>
+              <w:r>
+                <w:rPr>
+                  <w:rFonts w:ascii="Arial" w:eastAsia="Arial" w:hAnsi="Arial" w:cs="Arial"/>
+                  <w:sz w:val="24"/>
+                  <w:szCs w:val="24"/>
+                </w:rPr>
+                <w:t>Quiroz</w:t>
+              </w:r>
+              <w:proofErr w:type="spellEnd"/>
+            </w:hyperlink>
+            <w:r>
+              <w:rPr>
+                <w:rFonts w:ascii="Arial" w:eastAsia="Arial" w:hAnsi="Arial" w:cs="Arial"/>
+                <w:sz w:val="24"/>
+                <w:szCs w:val="24"/>
+              </w:rPr>
+              <w:t>.</w:t>
             </w:r>
           </w:p>
         </w:tc>
@@ -702,7 +777,6 @@
                 <w:right w:val="nil"/>
                 <w:between w:val="nil"/>
               </w:pBdr>
-              <w:jc w:val="both"/>
               <w:rPr>
                 <w:rFonts w:ascii="Arial" w:eastAsia="Arial" w:hAnsi="Arial" w:cs="Arial"/>
                 <w:b/>
@@ -714,30 +788,10 @@
             <w:r>
               <w:rPr>
                 <w:rFonts w:ascii="Arial" w:eastAsia="Arial" w:hAnsi="Arial" w:cs="Arial"/>
-                <w:color w:val="525252" w:themeColor="accent3" w:themeShade="80"/>
-                <w:sz w:val="20"/>
-                <w:szCs w:val="20"/>
-              </w:rPr>
-              <w:t>Inserir os dados neste espaço. Orientações:</w:t>
-            </w:r>
-            <w:r>
-              <w:rPr>
-                <w:rFonts w:ascii="Arial" w:eastAsia="Arial" w:hAnsi="Arial" w:cs="Arial"/>
-                <w:b/>
-                <w:color w:val="525252" w:themeColor="accent3" w:themeShade="80"/>
-                <w:sz w:val="16"/>
-                <w:szCs w:val="16"/>
-              </w:rPr>
-              <w:t xml:space="preserve"> </w:t>
-            </w:r>
-            <w:r>
-              <w:rPr>
-                <w:rFonts w:ascii="Arial" w:eastAsia="Arial" w:hAnsi="Arial" w:cs="Arial"/>
-                <w:color w:val="525252" w:themeColor="accent3" w:themeShade="80"/>
-                <w:sz w:val="20"/>
-                <w:szCs w:val="20"/>
-              </w:rPr>
-              <w:t>inserir o nome do curso de graduação.</w:t>
+                <w:sz w:val="24"/>
+                <w:szCs w:val="24"/>
+              </w:rPr>
+              <w:t>Ciência da Computação.</w:t>
             </w:r>
           </w:p>
         </w:tc>
@@ -910,6 +964,16 @@
                 <w:szCs w:val="20"/>
               </w:rPr>
             </w:pPr>
+            <w:r>
+              <w:rPr>
+                <w:rFonts w:ascii="Segoe UI Symbol" w:eastAsia="Arial Unicode MS" w:hAnsi="Segoe UI Symbol" w:cs="Segoe UI Symbol"/>
+                <w:b/>
+                <w:color w:val="525252" w:themeColor="accent3" w:themeShade="80"/>
+                <w:sz w:val="16"/>
+                <w:szCs w:val="16"/>
+              </w:rPr>
+              <w:t>✓</w:t>
+            </w:r>
           </w:p>
           <w:p>
             <w:pPr>
@@ -1055,6 +1119,26 @@
                 <w:szCs w:val="20"/>
               </w:rPr>
               <w:t>Atividade de Extensão implementado na prática (intervenção executada)</w:t>
+            </w:r>
+            <w:r>
+              <w:rPr>
+                <w:rFonts w:ascii="Segoe UI Symbol" w:eastAsia="Arial Unicode MS" w:hAnsi="Segoe UI Symbol" w:cs="Segoe UI Symbol"/>
+                <w:b/>
+                <w:color w:val="525252" w:themeColor="accent3" w:themeShade="80"/>
+                <w:sz w:val="16"/>
+                <w:szCs w:val="16"/>
+              </w:rPr>
+              <w:t xml:space="preserve"> </w:t>
+            </w:r>
+            <w:r>
+              <w:rPr>
+                <w:rFonts w:ascii="Segoe UI Symbol" w:eastAsia="Arial Unicode MS" w:hAnsi="Segoe UI Symbol" w:cs="Segoe UI Symbol"/>
+                <w:b/>
+                <w:color w:val="525252" w:themeColor="accent3" w:themeShade="80"/>
+                <w:sz w:val="16"/>
+                <w:szCs w:val="16"/>
+              </w:rPr>
+              <w:t>✓</w:t>
             </w:r>
           </w:p>
         </w:tc>
@@ -1112,7 +1196,6 @@
           </w:tcPr>
           <w:p>
             <w:pPr>
-              <w:widowControl w:val="0"/>
               <w:pBdr>
                 <w:top w:val="nil"/>
                 <w:left w:val="nil"/>
@@ -1120,7 +1203,6 @@
                 <w:right w:val="nil"/>
                 <w:between w:val="nil"/>
               </w:pBdr>
-              <w:spacing w:after="0" w:line="240" w:lineRule="auto"/>
               <w:rPr>
                 <w:rFonts w:ascii="Arial" w:eastAsia="Arial" w:hAnsi="Arial" w:cs="Arial"/>
                 <w:b/>
@@ -1131,47 +1213,10 @@
             <w:r>
               <w:rPr>
                 <w:rFonts w:ascii="Arial" w:eastAsia="Arial" w:hAnsi="Arial" w:cs="Arial"/>
-                <w:color w:val="525252" w:themeColor="accent3" w:themeShade="80"/>
-                <w:sz w:val="20"/>
-                <w:szCs w:val="20"/>
-              </w:rPr>
-              <w:t xml:space="preserve">Estabelecido conforme </w:t>
-            </w:r>
-            <w:r>
-              <w:rPr>
-                <w:rFonts w:ascii="Arial" w:eastAsia="Arial" w:hAnsi="Arial" w:cs="Arial"/>
-                <w:color w:val="525252" w:themeColor="accent3" w:themeShade="80"/>
-                <w:sz w:val="20"/>
-                <w:szCs w:val="20"/>
-              </w:rPr>
-              <w:t>seleção da ODS e dos</w:t>
-            </w:r>
-            <w:r>
-              <w:rPr>
-                <w:rFonts w:ascii="Arial" w:eastAsia="Arial" w:hAnsi="Arial" w:cs="Arial"/>
-                <w:color w:val="525252" w:themeColor="accent3" w:themeShade="80"/>
-                <w:sz w:val="20"/>
-                <w:szCs w:val="20"/>
-              </w:rPr>
-              <w:t xml:space="preserve"> conhecimento</w:t>
-            </w:r>
-            <w:r>
-              <w:rPr>
-                <w:rFonts w:ascii="Arial" w:eastAsia="Arial" w:hAnsi="Arial" w:cs="Arial"/>
-                <w:color w:val="525252" w:themeColor="accent3" w:themeShade="80"/>
-                <w:sz w:val="20"/>
-                <w:szCs w:val="20"/>
-              </w:rPr>
-              <w:t>s a</w:t>
-            </w:r>
-            <w:r>
-              <w:rPr>
-                <w:rFonts w:ascii="Arial" w:eastAsia="Arial" w:hAnsi="Arial" w:cs="Arial"/>
-                <w:color w:val="525252" w:themeColor="accent3" w:themeShade="80"/>
-                <w:sz w:val="20"/>
-                <w:szCs w:val="20"/>
-              </w:rPr>
-              <w:t xml:space="preserve"> serem trabalhados e orientações do docente.</w:t>
+                <w:sz w:val="24"/>
+                <w:szCs w:val="24"/>
+              </w:rPr>
+              <w:t>Saúde e Bem-Estar através da Transformação Digital na Fisioterapia.</w:t>
             </w:r>
           </w:p>
         </w:tc>
@@ -1223,66 +1268,6 @@
           </w:tcPr>
           <w:p>
             <w:pPr>
-              <w:shd w:val="clear" w:color="auto" w:fill="FFFFFF"/>
-              <w:rPr>
-                <w:rFonts w:ascii="Arial" w:eastAsia="Arial" w:hAnsi="Arial" w:cs="Arial"/>
-                <w:color w:val="525252" w:themeColor="accent3" w:themeShade="80"/>
-                <w:sz w:val="20"/>
-                <w:szCs w:val="20"/>
-              </w:rPr>
-            </w:pPr>
-            <w:r>
-              <w:rPr>
-                <w:rFonts w:ascii="Arial" w:eastAsia="Arial" w:hAnsi="Arial" w:cs="Arial"/>
-                <w:color w:val="525252" w:themeColor="accent3" w:themeShade="80"/>
-                <w:sz w:val="20"/>
-                <w:szCs w:val="20"/>
-              </w:rPr>
-              <w:t xml:space="preserve">Inserir os dados neste espaço. </w:t>
-            </w:r>
-          </w:p>
-          <w:p>
-            <w:pPr>
-              <w:shd w:val="clear" w:color="auto" w:fill="FFFFFF"/>
-              <w:rPr>
-                <w:rFonts w:ascii="Arial" w:eastAsia="Arial" w:hAnsi="Arial" w:cs="Arial"/>
-                <w:color w:val="525252" w:themeColor="accent3" w:themeShade="80"/>
-                <w:sz w:val="20"/>
-                <w:szCs w:val="20"/>
-              </w:rPr>
-            </w:pPr>
-            <w:r>
-              <w:rPr>
-                <w:rFonts w:ascii="Arial" w:eastAsia="Arial" w:hAnsi="Arial" w:cs="Arial"/>
-                <w:color w:val="525252" w:themeColor="accent3" w:themeShade="80"/>
-                <w:sz w:val="20"/>
-                <w:szCs w:val="20"/>
-              </w:rPr>
-              <w:t>Orientações:</w:t>
-            </w:r>
-            <w:r>
-              <w:rPr>
-                <w:rFonts w:ascii="Arial" w:eastAsia="Arial" w:hAnsi="Arial" w:cs="Arial"/>
-                <w:b/>
-                <w:color w:val="525252" w:themeColor="accent3" w:themeShade="80"/>
-                <w:sz w:val="16"/>
-                <w:szCs w:val="16"/>
-              </w:rPr>
-              <w:t xml:space="preserve"> </w:t>
-            </w:r>
-            <w:r>
-              <w:rPr>
-                <w:rFonts w:ascii="Arial" w:eastAsia="Arial" w:hAnsi="Arial" w:cs="Arial"/>
-                <w:color w:val="525252" w:themeColor="accent3" w:themeShade="80"/>
-                <w:sz w:val="20"/>
-                <w:szCs w:val="20"/>
-              </w:rPr>
-              <w:t xml:space="preserve">Descrever o produto decorrente da atividade de Extensão. </w:t>
-            </w:r>
-          </w:p>
-          <w:p>
-            <w:pPr>
-              <w:shd w:val="clear" w:color="auto" w:fill="FFFFFF"/>
               <w:rPr>
                 <w:rFonts w:ascii="Arial" w:eastAsia="Arial" w:hAnsi="Arial" w:cs="Arial"/>
                 <w:b/>
@@ -1293,11 +1278,10 @@
             <w:r>
               <w:rPr>
                 <w:rFonts w:ascii="Arial" w:eastAsia="Arial" w:hAnsi="Arial" w:cs="Arial"/>
-                <w:color w:val="525252" w:themeColor="accent3" w:themeShade="80"/>
-                <w:sz w:val="20"/>
-                <w:szCs w:val="20"/>
-              </w:rPr>
-              <w:t>Apresentar evidências como fotos, links, folder, cartilha, código, apresentação, etc.</w:t>
+                <w:sz w:val="24"/>
+                <w:szCs w:val="24"/>
+              </w:rPr>
+              <w:t>Software de gestão clínica (Web) e Aplicativo móvel para pacientes.</w:t>
             </w:r>
           </w:p>
         </w:tc>
@@ -1385,8 +1369,6 @@
                 <w:right w:val="nil"/>
                 <w:between w:val="nil"/>
               </w:pBdr>
-              <w:spacing w:after="0" w:line="240" w:lineRule="auto"/>
-              <w:jc w:val="both"/>
               <w:rPr>
                 <w:rFonts w:ascii="Arial" w:eastAsia="Arial" w:hAnsi="Arial" w:cs="Arial"/>
                 <w:color w:val="FF3333"/>
@@ -1397,11 +1379,11 @@
             <w:r>
               <w:rPr>
                 <w:rFonts w:ascii="Arial" w:eastAsia="Arial" w:hAnsi="Arial" w:cs="Arial"/>
-                <w:color w:val="525252" w:themeColor="accent3" w:themeShade="80"/>
-                <w:sz w:val="20"/>
-                <w:szCs w:val="20"/>
-              </w:rPr>
-              <w:t xml:space="preserve">Inserir os dados neste espaço. Orientações: conhecer na prática a realidade do campo de atuação. Definir e descrever o local em que a intervenção prevista na atividade de extensão pode ser implementada, lembrando que não há obrigatoriedade de esta ação ser efetivamente colocada em prática neste momento. É importante considerar intervenções tecnicamente exequíveis, sustentáveis e economicamente viáveis. </w:t>
+                <w:sz w:val="24"/>
+                <w:szCs w:val="24"/>
+              </w:rPr>
+              <w:lastRenderedPageBreak/>
+              <w:t>Clínicas de fisioterapia de pequeno porte e atendimento domiciliar que ainda utilizam prontuários em papel ou registros informais.</w:t>
             </w:r>
           </w:p>
         </w:tc>
@@ -1469,8 +1451,6 @@
                 <w:right w:val="nil"/>
                 <w:between w:val="nil"/>
               </w:pBdr>
-              <w:spacing w:after="0" w:line="240" w:lineRule="auto"/>
-              <w:jc w:val="both"/>
               <w:rPr>
                 <w:rFonts w:ascii="Arial" w:eastAsia="Arial" w:hAnsi="Arial" w:cs="Arial"/>
                 <w:color w:val="1F4E79"/>
@@ -1481,11 +1461,10 @@
             <w:r>
               <w:rPr>
                 <w:rFonts w:ascii="Arial" w:eastAsia="Arial" w:hAnsi="Arial" w:cs="Arial"/>
-                <w:color w:val="525252" w:themeColor="accent3" w:themeShade="80"/>
-                <w:sz w:val="20"/>
-                <w:szCs w:val="20"/>
-              </w:rPr>
-              <w:t xml:space="preserve">Inserir os dados neste espaço. Orientações: buscar conhecer na prática a realidade do campo de atuação para a intervenção extensionista. Definir os sujeitos que poderão ser impactados pela intervenção. Caracterizar o público-alvo, características socioeconômicas e educacionais ou outros dados considerados relevantes. Nesta etapa poderá ser realizado um levantamento diagnóstico da comunidade, os dados podem ser obtidos na prática com base na metodologia proposta para o projeto de extensão (visitas, entrevistas, questionários, reuniões, roda de conversa, ou uso de outras ferramentas de levantamento). Adequar a proposta de acordo com as especificidades do curso. Os dados aqui inseridos também podem ser empregados na concepção do projeto propriamente dito. </w:t>
+                <w:sz w:val="24"/>
+                <w:szCs w:val="24"/>
+              </w:rPr>
+              <w:t>Fisioterapeutas que necessitam de gestão centralizada e pacientes em processo de reabilitação que realizam exercícios domiciliares.</w:t>
             </w:r>
           </w:p>
         </w:tc>
@@ -1552,8 +1531,6 @@
                 <w:right w:val="nil"/>
                 <w:between w:val="nil"/>
               </w:pBdr>
-              <w:spacing w:after="0" w:line="240" w:lineRule="auto"/>
-              <w:jc w:val="both"/>
               <w:rPr>
                 <w:rFonts w:ascii="Arial" w:eastAsia="Arial" w:hAnsi="Arial" w:cs="Arial"/>
                 <w:color w:val="1F4E79"/>
@@ -1564,30 +1541,10 @@
             <w:r>
               <w:rPr>
                 <w:rFonts w:ascii="Arial" w:eastAsia="Arial" w:hAnsi="Arial" w:cs="Arial"/>
-                <w:color w:val="525252" w:themeColor="accent3" w:themeShade="80"/>
-                <w:sz w:val="20"/>
-                <w:szCs w:val="20"/>
-              </w:rPr>
-              <w:t>Inserir os dados neste espaço. Orientações:</w:t>
-            </w:r>
-            <w:r>
-              <w:rPr>
-                <w:rFonts w:ascii="Arial" w:eastAsia="Arial" w:hAnsi="Arial" w:cs="Arial"/>
-                <w:b/>
-                <w:color w:val="525252" w:themeColor="accent3" w:themeShade="80"/>
-                <w:sz w:val="16"/>
-                <w:szCs w:val="16"/>
-              </w:rPr>
-              <w:t xml:space="preserve"> </w:t>
-            </w:r>
-            <w:r>
-              <w:rPr>
-                <w:rFonts w:ascii="Arial" w:eastAsia="Arial" w:hAnsi="Arial" w:cs="Arial"/>
-                <w:color w:val="525252" w:themeColor="accent3" w:themeShade="80"/>
-                <w:sz w:val="20"/>
-                <w:szCs w:val="20"/>
-              </w:rPr>
-              <w:t xml:space="preserve">observar a realidade em si, identificar os postos-chave, os problemas apontados e suas características para que o plano de intervenção possa contribuir na transformação da realidade observada. Selecionar o problema que será objeto da intervenção e apresentar argumentos relativos à sua relevância de estudo. Os dados aqui inseridos também podem ser empregados na concepção do projeto propriamente dito. </w:t>
+                <w:sz w:val="24"/>
+                <w:szCs w:val="24"/>
+              </w:rPr>
+              <w:t>A falta de acompanhamento do paciente fora do consultório. Fisioterapeutas perdem a precisão sobre a evolução do quadro de dor e a frequência com que o paciente realmente executa os exercícios em casa.</w:t>
             </w:r>
           </w:p>
         </w:tc>
@@ -1654,8 +1611,6 @@
                 <w:right w:val="nil"/>
                 <w:between w:val="nil"/>
               </w:pBdr>
-              <w:spacing w:after="0" w:line="240" w:lineRule="auto"/>
-              <w:jc w:val="both"/>
               <w:rPr>
                 <w:rFonts w:ascii="Arial" w:eastAsia="Arial" w:hAnsi="Arial" w:cs="Arial"/>
                 <w:color w:val="FF3333"/>
@@ -1666,40 +1621,10 @@
             <w:r>
               <w:rPr>
                 <w:rFonts w:ascii="Arial" w:eastAsia="Arial" w:hAnsi="Arial" w:cs="Arial"/>
-                <w:color w:val="525252" w:themeColor="accent3" w:themeShade="80"/>
-                <w:sz w:val="20"/>
-                <w:szCs w:val="20"/>
-              </w:rPr>
-              <w:t>Inserir os dados neste espaço. Orientações:</w:t>
-            </w:r>
-            <w:r>
-              <w:rPr>
-                <w:rFonts w:ascii="Arial" w:eastAsia="Arial" w:hAnsi="Arial" w:cs="Arial"/>
-                <w:b/>
-                <w:color w:val="525252" w:themeColor="accent3" w:themeShade="80"/>
-                <w:sz w:val="16"/>
-                <w:szCs w:val="16"/>
-              </w:rPr>
-              <w:t xml:space="preserve"> </w:t>
-            </w:r>
-            <w:r>
-              <w:rPr>
-                <w:rFonts w:ascii="Arial" w:eastAsia="Arial" w:hAnsi="Arial" w:cs="Arial"/>
-                <w:color w:val="525252" w:themeColor="accent3" w:themeShade="80"/>
-                <w:sz w:val="20"/>
-                <w:szCs w:val="20"/>
-              </w:rPr>
-              <w:t>as hipóteses devem ser construídas após a teorização e estudo do problema observado. Relacionar hipóteses de intervenção para solução do problema de estudo e selecionar a mais adequada. É importante considerar intervenções tecnicamente exequíveis, sustentáveis e economicamente viáveis</w:t>
-            </w:r>
-            <w:r>
-              <w:rPr>
-                <w:rFonts w:ascii="Arial" w:eastAsia="Arial" w:hAnsi="Arial" w:cs="Arial"/>
-                <w:b/>
-                <w:color w:val="525252" w:themeColor="accent3" w:themeShade="80"/>
-                <w:sz w:val="16"/>
-                <w:szCs w:val="16"/>
-              </w:rPr>
-              <w:t>.</w:t>
+                <w:sz w:val="24"/>
+                <w:szCs w:val="24"/>
+              </w:rPr>
+              <w:t>A implementação de um sistema onde o paciente faz "check-in" de dor e conclusão de exercícios via App, alimentando um prontuário eletrônico em tempo real, aumentará a adesão ao tratamento e a precisão do diagnóstico clínico.</w:t>
             </w:r>
           </w:p>
         </w:tc>
@@ -1776,39 +1701,6 @@
         <w:spacing w:after="0" w:line="240" w:lineRule="auto"/>
         <w:rPr>
           <w:rFonts w:ascii="Arial" w:eastAsia="Arial" w:hAnsi="Arial" w:cs="Arial"/>
-          <w:b/>
-          <w:sz w:val="20"/>
-          <w:szCs w:val="20"/>
-        </w:rPr>
-      </w:pPr>
-    </w:p>
-    <w:p>
-      <w:pPr>
-        <w:spacing w:after="0" w:line="240" w:lineRule="auto"/>
-        <w:rPr>
-          <w:rFonts w:ascii="Arial" w:eastAsia="Arial" w:hAnsi="Arial" w:cs="Arial"/>
-          <w:b/>
-          <w:sz w:val="20"/>
-          <w:szCs w:val="20"/>
-        </w:rPr>
-      </w:pPr>
-    </w:p>
-    <w:p>
-      <w:pPr>
-        <w:spacing w:after="0" w:line="240" w:lineRule="auto"/>
-        <w:rPr>
-          <w:rFonts w:ascii="Arial" w:eastAsia="Arial" w:hAnsi="Arial" w:cs="Arial"/>
-          <w:b/>
-          <w:sz w:val="20"/>
-          <w:szCs w:val="20"/>
-        </w:rPr>
-      </w:pPr>
-    </w:p>
-    <w:p>
-      <w:pPr>
-        <w:spacing w:after="0" w:line="240" w:lineRule="auto"/>
-        <w:rPr>
-          <w:rFonts w:ascii="Arial" w:eastAsia="Arial" w:hAnsi="Arial" w:cs="Arial"/>
           <w:sz w:val="20"/>
           <w:szCs w:val="20"/>
         </w:rPr>
@@ -1821,36 +1713,6 @@
           <w:szCs w:val="20"/>
         </w:rPr>
         <w:t>3 DESCRIÇÃO DO PROJETO</w:t>
-      </w:r>
-    </w:p>
-    <w:p>
-      <w:pPr>
-        <w:pBdr>
-          <w:top w:val="nil"/>
-          <w:left w:val="nil"/>
-          <w:bottom w:val="nil"/>
-          <w:right w:val="nil"/>
-          <w:between w:val="nil"/>
-        </w:pBdr>
-        <w:spacing w:after="0" w:line="240" w:lineRule="auto"/>
-        <w:jc w:val="both"/>
-        <w:rPr>
-          <w:rFonts w:ascii="Arial" w:eastAsia="Arial" w:hAnsi="Arial" w:cs="Arial"/>
-          <w:b/>
-          <w:color w:val="525252" w:themeColor="accent3" w:themeShade="80"/>
-          <w:sz w:val="16"/>
-          <w:szCs w:val="16"/>
-        </w:rPr>
-      </w:pPr>
-      <w:r>
-        <w:rPr>
-          <w:rFonts w:ascii="Arial" w:eastAsia="Arial" w:hAnsi="Arial" w:cs="Arial"/>
-          <w:b/>
-          <w:color w:val="525252" w:themeColor="accent3" w:themeShade="80"/>
-          <w:sz w:val="16"/>
-          <w:szCs w:val="16"/>
-        </w:rPr>
-        <w:t xml:space="preserve">É importante destacar que um projeto de extensão não precisa ser necessariamente igual a um projeto de pesquisa. Mesmo que haja necessidade de pesquisa prévia para a fundamentação teórica, construção da introdução e para um melhor entendimento sobre a realidade a ser trabalhada, é preciso que um projeto de extensão contemple práticas que promovam mudanças e/ou melhorias identificadas como necessárias. O projeto final deverá ser simples, objetivo, claro e ter de 3 a 5 páginas, dentro do modelo aqui proposto. </w:t>
       </w:r>
     </w:p>
     <w:p>
@@ -1906,8 +1768,6 @@
           </w:tcPr>
           <w:p>
             <w:pPr>
-              <w:spacing w:after="0" w:line="240" w:lineRule="auto"/>
-              <w:jc w:val="both"/>
               <w:rPr>
                 <w:rFonts w:ascii="Arial" w:eastAsia="Arial" w:hAnsi="Arial" w:cs="Arial"/>
                 <w:color w:val="000000"/>
@@ -1918,30 +1778,82 @@
             <w:r>
               <w:rPr>
                 <w:rFonts w:ascii="Arial" w:eastAsia="Arial" w:hAnsi="Arial" w:cs="Arial"/>
-                <w:color w:val="525252" w:themeColor="accent3" w:themeShade="80"/>
-                <w:sz w:val="20"/>
-                <w:szCs w:val="20"/>
-              </w:rPr>
-              <w:t>Inserir os dados neste espaço. Orientações:</w:t>
-            </w:r>
-            <w:r>
-              <w:rPr>
-                <w:rFonts w:ascii="Arial" w:eastAsia="Arial" w:hAnsi="Arial" w:cs="Arial"/>
-                <w:b/>
-                <w:color w:val="525252" w:themeColor="accent3" w:themeShade="80"/>
-                <w:sz w:val="16"/>
-                <w:szCs w:val="16"/>
-              </w:rPr>
-              <w:t xml:space="preserve"> </w:t>
-            </w:r>
-            <w:r>
-              <w:rPr>
-                <w:rFonts w:ascii="Arial" w:eastAsia="Arial" w:hAnsi="Arial" w:cs="Arial"/>
-                <w:color w:val="525252" w:themeColor="accent3" w:themeShade="80"/>
-                <w:sz w:val="20"/>
-                <w:szCs w:val="20"/>
-              </w:rPr>
-              <w:t xml:space="preserve">texto sem parágrafos. Trata-se de um resumo, apresentado de forma sintética, clara, objetiva e concisa, dos pontos mais importantes da proposta do projeto: breve descrição do estudo, o problema a ser focado, público-alvo ou comunidade que será envolvido na ação extensionista, o objetivo geral da ação extensionista, as metodologias a serem utilizadas, as atividades previstas, os resultados esperados, e outras informações que forem consideradas relevantes. Escrever um texto curto. </w:t>
+                <w:sz w:val="24"/>
+                <w:szCs w:val="24"/>
+              </w:rPr>
+              <w:t xml:space="preserve">O projeto consiste no desenvolvimento de uma plataforma ecossistêmica para fisioterapia, composta por um Dashboard Administrativo Web e um Aplicativo Mobile. A solução centraliza a gestão clínica e estende o cuidado para o ambiente domiciliar, permitindo que o paciente registre sua evolução em tempo real. A arquitetura utiliza </w:t>
+            </w:r>
+            <w:proofErr w:type="spellStart"/>
+            <w:r>
+              <w:rPr>
+                <w:rFonts w:ascii="Arial" w:eastAsia="Arial" w:hAnsi="Arial" w:cs="Arial"/>
+                <w:sz w:val="24"/>
+                <w:szCs w:val="24"/>
+              </w:rPr>
+              <w:t>React</w:t>
+            </w:r>
+            <w:proofErr w:type="spellEnd"/>
+            <w:r>
+              <w:rPr>
+                <w:rFonts w:ascii="Arial" w:eastAsia="Arial" w:hAnsi="Arial" w:cs="Arial"/>
+                <w:sz w:val="24"/>
+                <w:szCs w:val="24"/>
+              </w:rPr>
+              <w:t xml:space="preserve"> para a interface web e </w:t>
+            </w:r>
+            <w:proofErr w:type="spellStart"/>
+            <w:r>
+              <w:rPr>
+                <w:rFonts w:ascii="Arial" w:eastAsia="Arial" w:hAnsi="Arial" w:cs="Arial"/>
+                <w:sz w:val="24"/>
+                <w:szCs w:val="24"/>
+              </w:rPr>
+              <w:t>Supabase</w:t>
+            </w:r>
+            <w:proofErr w:type="spellEnd"/>
+            <w:r>
+              <w:rPr>
+                <w:rFonts w:ascii="Arial" w:eastAsia="Arial" w:hAnsi="Arial" w:cs="Arial"/>
+                <w:sz w:val="24"/>
+                <w:szCs w:val="24"/>
+              </w:rPr>
+              <w:t xml:space="preserve"> como infraestrutura de </w:t>
+            </w:r>
+            <w:proofErr w:type="spellStart"/>
+            <w:r>
+              <w:rPr>
+                <w:rFonts w:ascii="Arial" w:eastAsia="Arial" w:hAnsi="Arial" w:cs="Arial"/>
+                <w:sz w:val="24"/>
+                <w:szCs w:val="24"/>
+              </w:rPr>
+              <w:t>Backend</w:t>
+            </w:r>
+            <w:proofErr w:type="spellEnd"/>
+            <w:r>
+              <w:rPr>
+                <w:rFonts w:ascii="Arial" w:eastAsia="Arial" w:hAnsi="Arial" w:cs="Arial"/>
+                <w:sz w:val="24"/>
+                <w:szCs w:val="24"/>
+              </w:rPr>
+              <w:t xml:space="preserve"> as a Service (</w:t>
+            </w:r>
+            <w:proofErr w:type="spellStart"/>
+            <w:r>
+              <w:rPr>
+                <w:rFonts w:ascii="Arial" w:eastAsia="Arial" w:hAnsi="Arial" w:cs="Arial"/>
+                <w:sz w:val="24"/>
+                <w:szCs w:val="24"/>
+              </w:rPr>
+              <w:t>BaaS</w:t>
+            </w:r>
+            <w:proofErr w:type="spellEnd"/>
+            <w:r>
+              <w:rPr>
+                <w:rFonts w:ascii="Arial" w:eastAsia="Arial" w:hAnsi="Arial" w:cs="Arial"/>
+                <w:sz w:val="24"/>
+                <w:szCs w:val="24"/>
+              </w:rPr>
+              <w:t>), garantindo sincronização de dados persistente e segura entre as plataformas.</w:t>
             </w:r>
           </w:p>
         </w:tc>
@@ -1977,6 +1889,136 @@
           <w:szCs w:val="20"/>
         </w:rPr>
         <w:t>Introdução</w:t>
+      </w:r>
+    </w:p>
+    <w:tbl>
+      <w:tblPr>
+        <w:tblW w:w="9300" w:type="dxa"/>
+        <w:tblLayout w:type="fixed"/>
+        <w:tblLook w:val="0000" w:firstRow="0" w:lastRow="0" w:firstColumn="0" w:lastColumn="0" w:noHBand="0" w:noVBand="0"/>
+      </w:tblPr>
+      <w:tblGrid>
+        <w:gridCol w:w="9300"/>
+      </w:tblGrid>
+      <w:tr>
+        <w:trPr>
+          <w:trHeight w:val="559"/>
+        </w:trPr>
+        <w:tc>
+          <w:tcPr>
+            <w:tcW w:w="9300" w:type="dxa"/>
+            <w:tcBorders>
+              <w:top w:val="single" w:sz="4" w:space="0" w:color="000000"/>
+              <w:left w:val="single" w:sz="4" w:space="0" w:color="000000"/>
+              <w:bottom w:val="single" w:sz="4" w:space="0" w:color="000000"/>
+              <w:right w:val="single" w:sz="4" w:space="0" w:color="000000"/>
+            </w:tcBorders>
+            <w:shd w:val="clear" w:color="auto" w:fill="auto"/>
+          </w:tcPr>
+          <w:p>
+            <w:pPr>
+              <w:rPr>
+                <w:rFonts w:ascii="Arial" w:eastAsia="Arial" w:hAnsi="Arial" w:cs="Arial"/>
+                <w:sz w:val="20"/>
+                <w:szCs w:val="20"/>
+              </w:rPr>
+            </w:pPr>
+            <w:r>
+              <w:rPr>
+                <w:rFonts w:ascii="Arial" w:eastAsia="Arial" w:hAnsi="Arial" w:cs="Arial"/>
+                <w:sz w:val="24"/>
+                <w:szCs w:val="24"/>
+              </w:rPr>
+              <w:t xml:space="preserve">A digitalização na área da saúde é um pilar fundamental para a eficiência diagnóstica. Este projeto aborda a lacuna de comunicação entre o consultório e a rotina do paciente. Através de um referencial teórico baseado em </w:t>
+            </w:r>
+            <w:proofErr w:type="spellStart"/>
+            <w:r>
+              <w:rPr>
+                <w:rFonts w:ascii="Arial" w:eastAsia="Arial" w:hAnsi="Arial" w:cs="Arial"/>
+                <w:sz w:val="24"/>
+                <w:szCs w:val="24"/>
+              </w:rPr>
+              <w:t>mHealth</w:t>
+            </w:r>
+            <w:proofErr w:type="spellEnd"/>
+            <w:r>
+              <w:rPr>
+                <w:rFonts w:ascii="Arial" w:eastAsia="Arial" w:hAnsi="Arial" w:cs="Arial"/>
+                <w:sz w:val="24"/>
+                <w:szCs w:val="24"/>
+              </w:rPr>
+              <w:t xml:space="preserve"> (Mobile Health), a solução utiliza tecnologias modernas de </w:t>
+            </w:r>
+            <w:proofErr w:type="spellStart"/>
+            <w:r>
+              <w:rPr>
+                <w:rFonts w:ascii="Arial" w:eastAsia="Arial" w:hAnsi="Arial" w:cs="Arial"/>
+                <w:sz w:val="24"/>
+                <w:szCs w:val="24"/>
+              </w:rPr>
+              <w:t>frontend</w:t>
+            </w:r>
+            <w:proofErr w:type="spellEnd"/>
+            <w:r>
+              <w:rPr>
+                <w:rFonts w:ascii="Arial" w:eastAsia="Arial" w:hAnsi="Arial" w:cs="Arial"/>
+                <w:sz w:val="24"/>
+                <w:szCs w:val="24"/>
+              </w:rPr>
+              <w:t xml:space="preserve"> e </w:t>
+            </w:r>
+            <w:proofErr w:type="spellStart"/>
+            <w:r>
+              <w:rPr>
+                <w:rFonts w:ascii="Arial" w:eastAsia="Arial" w:hAnsi="Arial" w:cs="Arial"/>
+                <w:sz w:val="24"/>
+                <w:szCs w:val="24"/>
+              </w:rPr>
+              <w:t>backend</w:t>
+            </w:r>
+            <w:proofErr w:type="spellEnd"/>
+            <w:r>
+              <w:rPr>
+                <w:rFonts w:ascii="Arial" w:eastAsia="Arial" w:hAnsi="Arial" w:cs="Arial"/>
+                <w:sz w:val="24"/>
+                <w:szCs w:val="24"/>
+              </w:rPr>
+              <w:t xml:space="preserve"> para transformar dados subjetivos de dor e desempenho em indicadores clínicos objetivos, alinhando-se aos Objetivos de Desenvolvimento Sustentável (ODS 3) da ONU.</w:t>
+            </w:r>
+          </w:p>
+        </w:tc>
+      </w:tr>
+    </w:tbl>
+    <w:p>
+      <w:pPr>
+        <w:spacing w:after="0" w:line="240" w:lineRule="auto"/>
+        <w:rPr>
+          <w:rFonts w:ascii="Arial" w:eastAsia="Arial" w:hAnsi="Arial" w:cs="Arial"/>
+          <w:b/>
+          <w:sz w:val="20"/>
+          <w:szCs w:val="20"/>
+        </w:rPr>
+      </w:pPr>
+    </w:p>
+    <w:p>
+      <w:pPr>
+        <w:spacing w:after="0" w:line="240" w:lineRule="auto"/>
+        <w:rPr>
+          <w:rFonts w:ascii="Arial" w:eastAsia="Arial" w:hAnsi="Arial" w:cs="Arial"/>
+          <w:b/>
+          <w:sz w:val="20"/>
+          <w:szCs w:val="20"/>
+        </w:rPr>
+      </w:pPr>
+      <w:r>
+        <w:rPr>
+          <w:rFonts w:ascii="Arial" w:eastAsia="Arial" w:hAnsi="Arial" w:cs="Arial"/>
+          <w:b/>
+          <w:sz w:val="20"/>
+          <w:szCs w:val="20"/>
+        </w:rPr>
+        <w:lastRenderedPageBreak/>
+        <w:t>Objetivos</w:t>
       </w:r>
     </w:p>
     <w:tbl>
@@ -2002,70 +2044,154 @@
           </w:tcPr>
           <w:p>
             <w:pPr>
+              <w:rPr>
+                <w:rFonts w:ascii="Arial" w:eastAsia="Arial" w:hAnsi="Arial" w:cs="Arial"/>
+                <w:sz w:val="24"/>
+                <w:szCs w:val="24"/>
+              </w:rPr>
+            </w:pPr>
+            <w:r>
+              <w:rPr>
+                <w:rFonts w:ascii="Arial" w:eastAsia="Arial" w:hAnsi="Arial" w:cs="Arial"/>
+                <w:sz w:val="24"/>
+                <w:szCs w:val="24"/>
+              </w:rPr>
+              <w:t xml:space="preserve">- </w:t>
+            </w:r>
+            <w:r>
+              <w:rPr>
+                <w:rFonts w:ascii="Arial" w:eastAsia="Arial" w:hAnsi="Arial" w:cs="Arial"/>
+                <w:sz w:val="24"/>
+                <w:szCs w:val="24"/>
+              </w:rPr>
+              <w:t xml:space="preserve">Implementar um Prontuário Eletrônico Dinâmico: Substituir registros físicos por uma base de dados estruturada em nuvem para histórico clínico. </w:t>
+            </w:r>
+          </w:p>
+          <w:p>
+            <w:pPr>
+              <w:rPr>
+                <w:rFonts w:ascii="Arial" w:eastAsia="Arial" w:hAnsi="Arial" w:cs="Arial"/>
+                <w:sz w:val="24"/>
+                <w:szCs w:val="24"/>
+              </w:rPr>
+            </w:pPr>
+            <w:r>
+              <w:rPr>
+                <w:rFonts w:ascii="Arial" w:eastAsia="Arial" w:hAnsi="Arial" w:cs="Arial"/>
+                <w:sz w:val="24"/>
+                <w:szCs w:val="24"/>
+              </w:rPr>
+              <w:t xml:space="preserve">- </w:t>
+            </w:r>
+            <w:r>
+              <w:rPr>
+                <w:rFonts w:ascii="Arial" w:eastAsia="Arial" w:hAnsi="Arial" w:cs="Arial"/>
+                <w:sz w:val="24"/>
+                <w:szCs w:val="24"/>
+              </w:rPr>
+              <w:t xml:space="preserve">Fomentar o Engajamento via App: Disponibilizar uma interface mobile para o paciente realizar o check-in de exercícios e nível de dor. </w:t>
+            </w:r>
+          </w:p>
+          <w:p>
+            <w:pPr>
+              <w:rPr>
+                <w:rFonts w:ascii="Arial" w:eastAsia="Arial" w:hAnsi="Arial" w:cs="Arial"/>
+                <w:sz w:val="24"/>
+                <w:szCs w:val="24"/>
+              </w:rPr>
+            </w:pPr>
+            <w:r>
+              <w:rPr>
+                <w:rFonts w:ascii="Arial" w:eastAsia="Arial" w:hAnsi="Arial" w:cs="Arial"/>
+                <w:sz w:val="24"/>
+                <w:szCs w:val="24"/>
+              </w:rPr>
+              <w:t xml:space="preserve">- </w:t>
+            </w:r>
+            <w:r>
+              <w:rPr>
+                <w:rFonts w:ascii="Arial" w:eastAsia="Arial" w:hAnsi="Arial" w:cs="Arial"/>
+                <w:sz w:val="24"/>
+                <w:szCs w:val="24"/>
+              </w:rPr>
+              <w:t>Centralizar a Gestão de Dados (</w:t>
+            </w:r>
+            <w:proofErr w:type="spellStart"/>
+            <w:r>
+              <w:rPr>
+                <w:rFonts w:ascii="Arial" w:eastAsia="Arial" w:hAnsi="Arial" w:cs="Arial"/>
+                <w:sz w:val="24"/>
+                <w:szCs w:val="24"/>
+              </w:rPr>
+              <w:t>Backend</w:t>
+            </w:r>
+            <w:proofErr w:type="spellEnd"/>
+            <w:r>
+              <w:rPr>
+                <w:rFonts w:ascii="Arial" w:eastAsia="Arial" w:hAnsi="Arial" w:cs="Arial"/>
+                <w:sz w:val="24"/>
+                <w:szCs w:val="24"/>
+              </w:rPr>
+              <w:t xml:space="preserve">): Utilizar o </w:t>
+            </w:r>
+            <w:proofErr w:type="spellStart"/>
+            <w:r>
+              <w:rPr>
+                <w:rFonts w:ascii="Arial" w:eastAsia="Arial" w:hAnsi="Arial" w:cs="Arial"/>
+                <w:sz w:val="24"/>
+                <w:szCs w:val="24"/>
+              </w:rPr>
+              <w:t>Supabase</w:t>
+            </w:r>
+            <w:proofErr w:type="spellEnd"/>
+            <w:r>
+              <w:rPr>
+                <w:rFonts w:ascii="Arial" w:eastAsia="Arial" w:hAnsi="Arial" w:cs="Arial"/>
+                <w:sz w:val="24"/>
+                <w:szCs w:val="24"/>
+              </w:rPr>
+              <w:t xml:space="preserve"> para gerenciar autenticação, armazenamento e consultas de dados em tempo real. </w:t>
+            </w:r>
+          </w:p>
+          <w:p>
+            <w:pPr>
+              <w:rPr>
+                <w:rFonts w:ascii="Arial" w:eastAsia="Arial" w:hAnsi="Arial" w:cs="Arial"/>
+                <w:sz w:val="24"/>
+                <w:szCs w:val="24"/>
+              </w:rPr>
+            </w:pPr>
+            <w:r>
+              <w:rPr>
+                <w:rFonts w:ascii="Arial" w:eastAsia="Arial" w:hAnsi="Arial" w:cs="Arial"/>
+                <w:sz w:val="24"/>
+                <w:szCs w:val="24"/>
+              </w:rPr>
+              <w:t xml:space="preserve">- </w:t>
+            </w:r>
+            <w:r>
+              <w:rPr>
+                <w:rFonts w:ascii="Arial" w:eastAsia="Arial" w:hAnsi="Arial" w:cs="Arial"/>
+                <w:sz w:val="24"/>
+                <w:szCs w:val="24"/>
+              </w:rPr>
+              <w:t xml:space="preserve">Otimizar a Tomada de Decisão: Fornecer ao fisioterapeuta uma interface de monitoramento que correlacione o feedback do paciente com a conduta clínica. </w:t>
+            </w:r>
+          </w:p>
+          <w:p>
+            <w:pPr>
+              <w:tabs>
+                <w:tab w:val="left" w:pos="360"/>
+              </w:tabs>
               <w:spacing w:after="0" w:line="240" w:lineRule="auto"/>
               <w:jc w:val="both"/>
               <w:rPr>
                 <w:rFonts w:ascii="Arial" w:eastAsia="Arial" w:hAnsi="Arial" w:cs="Arial"/>
+                <w:color w:val="FF3333"/>
                 <w:sz w:val="20"/>
                 <w:szCs w:val="20"/>
               </w:rPr>
             </w:pPr>
-            <w:r>
-              <w:rPr>
-                <w:rFonts w:ascii="Arial" w:eastAsia="Arial" w:hAnsi="Arial" w:cs="Arial"/>
-                <w:color w:val="525252" w:themeColor="accent3" w:themeShade="80"/>
-                <w:sz w:val="20"/>
-                <w:szCs w:val="20"/>
-              </w:rPr>
-              <w:t>Inserir os dados neste espaço. Orientações:</w:t>
-            </w:r>
-            <w:r>
-              <w:rPr>
-                <w:rFonts w:ascii="Arial" w:eastAsia="Arial" w:hAnsi="Arial" w:cs="Arial"/>
-                <w:b/>
-                <w:color w:val="525252" w:themeColor="accent3" w:themeShade="80"/>
-                <w:sz w:val="16"/>
-                <w:szCs w:val="16"/>
-              </w:rPr>
-              <w:t xml:space="preserve"> </w:t>
-            </w:r>
-            <w:r>
-              <w:rPr>
-                <w:rFonts w:ascii="Arial" w:eastAsia="Arial" w:hAnsi="Arial" w:cs="Arial"/>
-                <w:color w:val="525252" w:themeColor="accent3" w:themeShade="80"/>
-                <w:sz w:val="20"/>
-                <w:szCs w:val="20"/>
-              </w:rPr>
-              <w:t xml:space="preserve">apresentar a introdução com base na fundamentação teórica sobre o tema trabalhado e que situe o objeto da intervenção, afirmando sua relevância. </w:t>
-            </w:r>
-            <w:r>
-              <w:rPr>
-                <w:rFonts w:ascii="Arial" w:eastAsia="Arial" w:hAnsi="Arial" w:cs="Arial"/>
-                <w:color w:val="525252" w:themeColor="accent3" w:themeShade="80"/>
-                <w:sz w:val="20"/>
-                <w:szCs w:val="20"/>
-              </w:rPr>
-              <w:lastRenderedPageBreak/>
-              <w:t>Descrever as áreas e ODS impactados, incluir o referencial teórico, usar referências segundo ABNT. Não se trata de uma monografia e sim de uma atividade de extensão, por isso a introdução deve ser clara, objetiva</w:t>
-            </w:r>
-            <w:r>
-              <w:rPr>
-                <w:rFonts w:ascii="Arial" w:eastAsia="Arial" w:hAnsi="Arial" w:cs="Arial"/>
-                <w:color w:val="525252" w:themeColor="accent3" w:themeShade="80"/>
-                <w:sz w:val="20"/>
-                <w:szCs w:val="20"/>
-              </w:rPr>
-              <w:t xml:space="preserve"> </w:t>
-            </w:r>
-            <w:r>
-              <w:rPr>
-                <w:rFonts w:ascii="Arial" w:eastAsia="Arial" w:hAnsi="Arial" w:cs="Arial"/>
-                <w:color w:val="525252" w:themeColor="accent3" w:themeShade="80"/>
-                <w:sz w:val="20"/>
-                <w:szCs w:val="20"/>
-              </w:rPr>
-              <w:t xml:space="preserve">e sintética. </w:t>
-            </w:r>
           </w:p>
         </w:tc>
       </w:tr>
@@ -2075,18 +2201,16 @@
         <w:spacing w:after="0" w:line="240" w:lineRule="auto"/>
         <w:rPr>
           <w:rFonts w:ascii="Arial" w:eastAsia="Arial" w:hAnsi="Arial" w:cs="Arial"/>
-          <w:b/>
-          <w:sz w:val="20"/>
-          <w:szCs w:val="20"/>
-        </w:rPr>
-      </w:pPr>
-    </w:p>
-    <w:p>
-      <w:pPr>
-        <w:spacing w:after="0" w:line="240" w:lineRule="auto"/>
-        <w:rPr>
-          <w:rFonts w:ascii="Arial" w:eastAsia="Arial" w:hAnsi="Arial" w:cs="Arial"/>
-          <w:b/>
+          <w:sz w:val="20"/>
+          <w:szCs w:val="20"/>
+        </w:rPr>
+      </w:pPr>
+    </w:p>
+    <w:p>
+      <w:pPr>
+        <w:spacing w:after="0" w:line="240" w:lineRule="auto"/>
+        <w:rPr>
+          <w:rFonts w:ascii="Arial" w:eastAsia="Arial" w:hAnsi="Arial" w:cs="Arial"/>
           <w:sz w:val="20"/>
           <w:szCs w:val="20"/>
         </w:rPr>
@@ -2098,7 +2222,7 @@
           <w:sz w:val="20"/>
           <w:szCs w:val="20"/>
         </w:rPr>
-        <w:t>Objetivos</w:t>
+        <w:t xml:space="preserve">Métodos </w:t>
       </w:r>
     </w:p>
     <w:tbl>
@@ -2124,36 +2248,141 @@
           </w:tcPr>
           <w:p>
             <w:pPr>
+              <w:rPr>
+                <w:rFonts w:ascii="Arial" w:eastAsia="Arial" w:hAnsi="Arial" w:cs="Arial"/>
+                <w:sz w:val="24"/>
+                <w:szCs w:val="24"/>
+              </w:rPr>
+            </w:pPr>
+            <w:r>
+              <w:rPr>
+                <w:rFonts w:ascii="Arial" w:eastAsia="Arial" w:hAnsi="Arial" w:cs="Arial"/>
+                <w:sz w:val="24"/>
+                <w:szCs w:val="24"/>
+              </w:rPr>
+              <w:t>O desenvolvimento foi dividido em duas frentes tecnológicas integradas por uma API única:</w:t>
+            </w:r>
+          </w:p>
+          <w:p>
+            <w:pPr>
               <w:tabs>
-                <w:tab w:val="left" w:pos="360"/>
+                <w:tab w:val="num" w:pos="720"/>
               </w:tabs>
-              <w:spacing w:after="0" w:line="240" w:lineRule="auto"/>
-              <w:jc w:val="both"/>
-              <w:rPr>
-                <w:rFonts w:ascii="Arial" w:eastAsia="Arial" w:hAnsi="Arial" w:cs="Arial"/>
-                <w:color w:val="FF3333"/>
-                <w:sz w:val="20"/>
-                <w:szCs w:val="20"/>
-              </w:rPr>
-            </w:pPr>
-            <w:r>
+              <w:rPr>
+                <w:rFonts w:ascii="Arial" w:eastAsia="Arial" w:hAnsi="Arial" w:cs="Arial"/>
+                <w:sz w:val="24"/>
+                <w:szCs w:val="24"/>
+              </w:rPr>
+            </w:pPr>
+            <w:proofErr w:type="spellStart"/>
+            <w:r>
+              <w:rPr>
+                <w:rFonts w:ascii="Arial" w:eastAsia="Arial" w:hAnsi="Arial" w:cs="Arial"/>
+                <w:sz w:val="24"/>
+                <w:szCs w:val="24"/>
+              </w:rPr>
+              <w:t>Frontend</w:t>
+            </w:r>
+            <w:proofErr w:type="spellEnd"/>
+            <w:r>
+              <w:rPr>
+                <w:rFonts w:ascii="Arial" w:eastAsia="Arial" w:hAnsi="Arial" w:cs="Arial"/>
+                <w:sz w:val="24"/>
+                <w:szCs w:val="24"/>
+              </w:rPr>
+              <w:t xml:space="preserve"> &amp; Dashboard: Desenvolvido em </w:t>
+            </w:r>
+            <w:proofErr w:type="spellStart"/>
+            <w:r>
+              <w:rPr>
+                <w:rFonts w:ascii="Arial" w:eastAsia="Arial" w:hAnsi="Arial" w:cs="Arial"/>
+                <w:sz w:val="24"/>
+                <w:szCs w:val="24"/>
+              </w:rPr>
+              <w:t>React</w:t>
+            </w:r>
+            <w:proofErr w:type="spellEnd"/>
+            <w:r>
+              <w:rPr>
+                <w:rFonts w:ascii="Arial" w:eastAsia="Arial" w:hAnsi="Arial" w:cs="Arial"/>
+                <w:sz w:val="24"/>
+                <w:szCs w:val="24"/>
+              </w:rPr>
+              <w:t xml:space="preserve"> com Vite, utilizando componentes modulares para visualização de prontuários e métricas de check-in. </w:t>
+            </w:r>
+          </w:p>
+          <w:p>
+            <w:pPr>
+              <w:tabs>
+                <w:tab w:val="num" w:pos="720"/>
+              </w:tabs>
+              <w:rPr>
+                <w:rFonts w:ascii="Arial" w:eastAsia="Arial" w:hAnsi="Arial" w:cs="Arial"/>
+                <w:sz w:val="24"/>
+                <w:szCs w:val="24"/>
+              </w:rPr>
+            </w:pPr>
+            <w:r>
+              <w:rPr>
+                <w:rFonts w:ascii="Arial" w:eastAsia="Arial" w:hAnsi="Arial" w:cs="Arial"/>
+                <w:sz w:val="24"/>
+                <w:szCs w:val="24"/>
+              </w:rPr>
+              <w:t xml:space="preserve">App Mobile &amp; Interação: Focado na experiência do usuário (UX) para facilitar o envio de feedbacks. O paciente utiliza o app para registrar a conclusão de exercícios, nível de dor (Escala Visual Analógica) e observações textuais. </w:t>
+            </w:r>
+          </w:p>
+          <w:p>
+            <w:pPr>
               <w:rPr>
                 <w:rFonts w:ascii="Arial" w:eastAsia="Arial" w:hAnsi="Arial" w:cs="Arial"/>
                 <w:color w:val="525252" w:themeColor="accent3" w:themeShade="80"/>
                 <w:sz w:val="20"/>
                 <w:szCs w:val="20"/>
               </w:rPr>
-              <w:t>Inserir os dados neste espaço. Orientações:</w:t>
-            </w:r>
-            <w:r>
-              <w:rPr>
-                <w:rFonts w:ascii="Arial" w:eastAsia="Arial" w:hAnsi="Arial" w:cs="Arial"/>
-                <w:b/>
-                <w:color w:val="525252" w:themeColor="accent3" w:themeShade="80"/>
-                <w:sz w:val="16"/>
-                <w:szCs w:val="16"/>
-              </w:rPr>
-              <w:t xml:space="preserve"> </w:t>
+            </w:pPr>
+            <w:r>
+              <w:rPr>
+                <w:rFonts w:ascii="Arial" w:eastAsia="Arial" w:hAnsi="Arial" w:cs="Arial"/>
+                <w:sz w:val="24"/>
+                <w:szCs w:val="24"/>
+              </w:rPr>
+              <w:t xml:space="preserve">Arquitetura de </w:t>
+            </w:r>
+            <w:proofErr w:type="spellStart"/>
+            <w:r>
+              <w:rPr>
+                <w:rFonts w:ascii="Arial" w:eastAsia="Arial" w:hAnsi="Arial" w:cs="Arial"/>
+                <w:sz w:val="24"/>
+                <w:szCs w:val="24"/>
+              </w:rPr>
+              <w:t>Backend</w:t>
+            </w:r>
+            <w:proofErr w:type="spellEnd"/>
+            <w:r>
+              <w:rPr>
+                <w:rFonts w:ascii="Arial" w:eastAsia="Arial" w:hAnsi="Arial" w:cs="Arial"/>
+                <w:sz w:val="24"/>
+                <w:szCs w:val="24"/>
+              </w:rPr>
+              <w:t xml:space="preserve">: Estruturada com PostgreSQL via </w:t>
+            </w:r>
+            <w:proofErr w:type="spellStart"/>
+            <w:r>
+              <w:rPr>
+                <w:rFonts w:ascii="Arial" w:eastAsia="Arial" w:hAnsi="Arial" w:cs="Arial"/>
+                <w:sz w:val="24"/>
+                <w:szCs w:val="24"/>
+              </w:rPr>
+              <w:t>Supabase</w:t>
+            </w:r>
+            <w:proofErr w:type="spellEnd"/>
+            <w:r>
+              <w:rPr>
+                <w:rFonts w:ascii="Arial" w:eastAsia="Arial" w:hAnsi="Arial" w:cs="Arial"/>
+                <w:sz w:val="24"/>
+                <w:szCs w:val="24"/>
+              </w:rPr>
+              <w:t>, implementando tabelas relacionais de pacientes, sessões clínicas e registros de atividades remotas.</w:t>
             </w:r>
             <w:r>
               <w:rPr>
@@ -2162,99 +2391,7 @@
                 <w:sz w:val="20"/>
                 <w:szCs w:val="20"/>
               </w:rPr>
-              <w:t>Descrever os objetivos de forma clara. Cada objetivo deve ter uma correspondência com os resultados esperados. Devem ser expressos sucintamente, em itens, iniciando a frase com verbo de ação e não em forma de relatos.</w:t>
-            </w:r>
-          </w:p>
-        </w:tc>
-      </w:tr>
-    </w:tbl>
-    <w:p>
-      <w:pPr>
-        <w:spacing w:after="0" w:line="240" w:lineRule="auto"/>
-        <w:rPr>
-          <w:rFonts w:ascii="Arial" w:eastAsia="Arial" w:hAnsi="Arial" w:cs="Arial"/>
-          <w:sz w:val="20"/>
-          <w:szCs w:val="20"/>
-        </w:rPr>
-      </w:pPr>
-    </w:p>
-    <w:p>
-      <w:pPr>
-        <w:spacing w:after="0" w:line="240" w:lineRule="auto"/>
-        <w:rPr>
-          <w:rFonts w:ascii="Arial" w:eastAsia="Arial" w:hAnsi="Arial" w:cs="Arial"/>
-          <w:sz w:val="20"/>
-          <w:szCs w:val="20"/>
-        </w:rPr>
-      </w:pPr>
-      <w:r>
-        <w:rPr>
-          <w:rFonts w:ascii="Arial" w:eastAsia="Arial" w:hAnsi="Arial" w:cs="Arial"/>
-          <w:b/>
-          <w:sz w:val="20"/>
-          <w:szCs w:val="20"/>
-        </w:rPr>
-        <w:t xml:space="preserve">Métodos </w:t>
-      </w:r>
-    </w:p>
-    <w:tbl>
-      <w:tblPr>
-        <w:tblW w:w="9300" w:type="dxa"/>
-        <w:tblLayout w:type="fixed"/>
-        <w:tblLook w:val="0000" w:firstRow="0" w:lastRow="0" w:firstColumn="0" w:lastColumn="0" w:noHBand="0" w:noVBand="0"/>
-      </w:tblPr>
-      <w:tblGrid>
-        <w:gridCol w:w="9300"/>
-      </w:tblGrid>
-      <w:tr>
-        <w:tc>
-          <w:tcPr>
-            <w:tcW w:w="9300" w:type="dxa"/>
-            <w:tcBorders>
-              <w:top w:val="single" w:sz="4" w:space="0" w:color="000000"/>
-              <w:left w:val="single" w:sz="4" w:space="0" w:color="000000"/>
-              <w:bottom w:val="single" w:sz="4" w:space="0" w:color="000000"/>
-              <w:right w:val="single" w:sz="4" w:space="0" w:color="000000"/>
-            </w:tcBorders>
-            <w:shd w:val="clear" w:color="auto" w:fill="auto"/>
-          </w:tcPr>
-          <w:p>
-            <w:pPr>
-              <w:spacing w:after="0" w:line="240" w:lineRule="auto"/>
-              <w:jc w:val="both"/>
-              <w:rPr>
-                <w:rFonts w:ascii="Arial" w:eastAsia="Arial" w:hAnsi="Arial" w:cs="Arial"/>
-                <w:sz w:val="20"/>
-                <w:szCs w:val="20"/>
-              </w:rPr>
-            </w:pPr>
-            <w:r>
-              <w:rPr>
-                <w:rFonts w:ascii="Arial" w:eastAsia="Arial" w:hAnsi="Arial" w:cs="Arial"/>
-                <w:color w:val="525252" w:themeColor="accent3" w:themeShade="80"/>
-                <w:sz w:val="20"/>
-                <w:szCs w:val="20"/>
-              </w:rPr>
-              <w:t>Inserir os dados neste espaço. Orientações:</w:t>
-            </w:r>
-            <w:r>
-              <w:rPr>
-                <w:rFonts w:ascii="Arial" w:eastAsia="Arial" w:hAnsi="Arial" w:cs="Arial"/>
-                <w:b/>
-                <w:color w:val="525252" w:themeColor="accent3" w:themeShade="80"/>
-                <w:sz w:val="16"/>
-                <w:szCs w:val="16"/>
-              </w:rPr>
               <w:t xml:space="preserve"> </w:t>
-            </w:r>
-            <w:r>
-              <w:rPr>
-                <w:rFonts w:ascii="Arial" w:eastAsia="Arial" w:hAnsi="Arial" w:cs="Arial"/>
-                <w:color w:val="525252" w:themeColor="accent3" w:themeShade="80"/>
-                <w:sz w:val="20"/>
-                <w:szCs w:val="20"/>
-              </w:rPr>
-              <w:t xml:space="preserve">descrever como ocorrerá a ação extensionista junto ao público-alvo. Trata-se descrição sobre como será realizada a prática da ação extensionista, é o detalhamento do caminho a ser percorrido pela equipe em sua interação com a sociedade. Descrever os métodos, técnicas e estratégias para a implementação das atividades de intervenção previstas no projeto e sua contribuição para o alcance dos objetivos. Descrever o local, público-alvo, ferramentas empregadas para a relação dialógica com a comunidade ou setores da sociedade: visitas, entrevistas, questionários, reuniões, roda de conversa, ou uso de outras ferramentas de levantamento. Detalhar os procedimentos e as atividades a serem implementadas. </w:t>
             </w:r>
           </w:p>
         </w:tc>
@@ -2313,8 +2450,6 @@
           </w:tcPr>
           <w:p>
             <w:pPr>
-              <w:spacing w:after="0" w:line="240" w:lineRule="auto"/>
-              <w:jc w:val="both"/>
               <w:rPr>
                 <w:rFonts w:ascii="Arial" w:eastAsia="Arial" w:hAnsi="Arial" w:cs="Arial"/>
                 <w:sz w:val="20"/>
@@ -2324,11 +2459,10 @@
             <w:r>
               <w:rPr>
                 <w:rFonts w:ascii="Arial" w:eastAsia="Arial" w:hAnsi="Arial" w:cs="Arial"/>
-                <w:color w:val="525252" w:themeColor="accent3" w:themeShade="80"/>
-                <w:sz w:val="20"/>
-                <w:szCs w:val="20"/>
-              </w:rPr>
-              <w:t xml:space="preserve">Inserir os dados neste espaço. Orientações: este item pode ser apresentado como resultados parciais, ou resultados finais para projetos implementados, ou, ainda, resultados esperados para propostas de projetos. Descrever de forma objetiva de que modo o projeto espera modificar as condições inicialmente diagnosticadas no público-alvo envolvido. Trata-se de uma projeção dos impactos sociais esperados ou desejados, considerando que a extensão universitária busca estar atenta aos interesses e necessidades da maioria da população, buscando superar desigualdades, garantir diversidade, evitar exclusões, implementar o desenvolvimento regional e desenvolver políticas públicas. </w:t>
+                <w:sz w:val="24"/>
+                <w:szCs w:val="24"/>
+              </w:rPr>
+              <w:t>A solução projeta uma melhoria na fidelidade dos dados clínicos coletados. Com o uso do App, espera-se que o fisioterapeuta consiga identificar padrões de dor e ajustar protocolos de exercícios de forma personalizada antes mesmo do próximo encontro presencial. O resultado final é um ecossistema de software funcional que demonstra a viabilidade técnica da integração entre sistemas web e mobile na fisioterapia.</w:t>
             </w:r>
           </w:p>
         </w:tc>
@@ -2387,11 +2521,6 @@
           </w:tcPr>
           <w:p>
             <w:pPr>
-              <w:tabs>
-                <w:tab w:val="left" w:pos="360"/>
-              </w:tabs>
-              <w:spacing w:after="0" w:line="240" w:lineRule="auto"/>
-              <w:jc w:val="both"/>
               <w:rPr>
                 <w:rFonts w:ascii="Arial" w:eastAsia="Arial" w:hAnsi="Arial" w:cs="Arial"/>
                 <w:color w:val="FF3333"/>
@@ -2402,30 +2531,46 @@
             <w:r>
               <w:rPr>
                 <w:rFonts w:ascii="Arial" w:eastAsia="Arial" w:hAnsi="Arial" w:cs="Arial"/>
-                <w:color w:val="525252" w:themeColor="accent3" w:themeShade="80"/>
-                <w:sz w:val="20"/>
-                <w:szCs w:val="20"/>
-              </w:rPr>
-              <w:t>Inserir os dados neste espaço. Orientações:</w:t>
-            </w:r>
-            <w:r>
-              <w:rPr>
-                <w:rFonts w:ascii="Arial" w:eastAsia="Arial" w:hAnsi="Arial" w:cs="Arial"/>
-                <w:b/>
-                <w:color w:val="525252" w:themeColor="accent3" w:themeShade="80"/>
-                <w:sz w:val="16"/>
-                <w:szCs w:val="16"/>
-              </w:rPr>
-              <w:t xml:space="preserve"> </w:t>
-            </w:r>
-            <w:r>
-              <w:rPr>
-                <w:rFonts w:ascii="Arial" w:eastAsia="Arial" w:hAnsi="Arial" w:cs="Arial"/>
-                <w:color w:val="525252" w:themeColor="accent3" w:themeShade="80"/>
-                <w:sz w:val="20"/>
-                <w:szCs w:val="20"/>
-              </w:rPr>
-              <w:t>é o desfecho do projeto devendo responder o problema central do trabalho e destacar se o trabalho atendeu aos objetivos propostos, destacando os principais pontos e direções para futuras ações.</w:t>
+                <w:sz w:val="24"/>
+                <w:szCs w:val="24"/>
+              </w:rPr>
+              <w:t xml:space="preserve">O desenvolvimento demonstrou que a integração entre um </w:t>
+            </w:r>
+            <w:proofErr w:type="spellStart"/>
+            <w:r>
+              <w:rPr>
+                <w:rFonts w:ascii="Arial" w:eastAsia="Arial" w:hAnsi="Arial" w:cs="Arial"/>
+                <w:sz w:val="24"/>
+                <w:szCs w:val="24"/>
+              </w:rPr>
+              <w:t>frontend</w:t>
+            </w:r>
+            <w:proofErr w:type="spellEnd"/>
+            <w:r>
+              <w:rPr>
+                <w:rFonts w:ascii="Arial" w:eastAsia="Arial" w:hAnsi="Arial" w:cs="Arial"/>
+                <w:sz w:val="24"/>
+                <w:szCs w:val="24"/>
+              </w:rPr>
+              <w:t xml:space="preserve"> robusto e um </w:t>
+            </w:r>
+            <w:proofErr w:type="spellStart"/>
+            <w:r>
+              <w:rPr>
+                <w:rFonts w:ascii="Arial" w:eastAsia="Arial" w:hAnsi="Arial" w:cs="Arial"/>
+                <w:sz w:val="24"/>
+                <w:szCs w:val="24"/>
+              </w:rPr>
+              <w:t>backend</w:t>
+            </w:r>
+            <w:proofErr w:type="spellEnd"/>
+            <w:r>
+              <w:rPr>
+                <w:rFonts w:ascii="Arial" w:eastAsia="Arial" w:hAnsi="Arial" w:cs="Arial"/>
+                <w:sz w:val="24"/>
+                <w:szCs w:val="24"/>
+              </w:rPr>
+              <w:t xml:space="preserve"> ágil é capaz de resolver problemas complexos de monitoramento de saúde. O aplicativo mobile atua como o elo de coleta de dados, enquanto o sistema web serve como a central de inteligência clínica, atingindo plenamente os requisitos de software propostos para uma intervenção tecnológica de impacto na área da reabilitação.</w:t>
             </w:r>
           </w:p>
         </w:tc>
@@ -2484,7 +2629,86 @@
           </w:tcPr>
           <w:p>
             <w:pPr>
-              <w:spacing w:after="0" w:line="240" w:lineRule="auto"/>
+              <w:rPr>
+                <w:rFonts w:ascii="Arial" w:eastAsia="Arial" w:hAnsi="Arial" w:cs="Arial"/>
+                <w:sz w:val="24"/>
+                <w:szCs w:val="24"/>
+              </w:rPr>
+            </w:pPr>
+            <w:hyperlink r:id="rId14" w:history="1">
+              <w:r>
+                <w:rPr>
+                  <w:rFonts w:ascii="Arial" w:eastAsia="Arial" w:hAnsi="Arial" w:cs="Arial"/>
+                  <w:sz w:val="24"/>
+                  <w:szCs w:val="24"/>
+                </w:rPr>
+                <w:t>https://www.youtube.com/watch?v=OxiUt0CAp_M</w:t>
+              </w:r>
+            </w:hyperlink>
+          </w:p>
+          <w:p>
+            <w:pPr>
+              <w:rPr>
+                <w:rFonts w:ascii="Arial" w:eastAsia="Arial" w:hAnsi="Arial" w:cs="Arial"/>
+                <w:sz w:val="24"/>
+                <w:szCs w:val="24"/>
+              </w:rPr>
+            </w:pPr>
+            <w:r>
+              <w:rPr>
+                <w:rFonts w:ascii="Arial" w:eastAsia="Arial" w:hAnsi="Arial" w:cs="Arial"/>
+                <w:sz w:val="24"/>
+                <w:szCs w:val="24"/>
+              </w:rPr>
+              <w:t>https://www.youtube.com/watch?v=wK1IsBleO-0</w:t>
+            </w:r>
+          </w:p>
+          <w:p>
+            <w:pPr>
+              <w:rPr>
+                <w:rFonts w:ascii="Arial" w:eastAsia="Arial" w:hAnsi="Arial" w:cs="Arial"/>
+                <w:sz w:val="24"/>
+                <w:szCs w:val="24"/>
+              </w:rPr>
+            </w:pPr>
+            <w:r>
+              <w:rPr>
+                <w:rFonts w:ascii="Arial" w:eastAsia="Arial" w:hAnsi="Arial" w:cs="Arial"/>
+                <w:sz w:val="24"/>
+                <w:szCs w:val="24"/>
+              </w:rPr>
+              <w:t>https://www.youtube.com/watch?v=GMzE5--</w:t>
+            </w:r>
+            <w:proofErr w:type="spellStart"/>
+            <w:r>
+              <w:rPr>
+                <w:rFonts w:ascii="Arial" w:eastAsia="Arial" w:hAnsi="Arial" w:cs="Arial"/>
+                <w:sz w:val="24"/>
+                <w:szCs w:val="24"/>
+              </w:rPr>
+              <w:t>ccMo</w:t>
+            </w:r>
+            <w:proofErr w:type="spellEnd"/>
+          </w:p>
+          <w:p>
+            <w:pPr>
+              <w:rPr>
+                <w:rFonts w:ascii="Arial" w:eastAsia="Arial" w:hAnsi="Arial" w:cs="Arial"/>
+                <w:sz w:val="24"/>
+                <w:szCs w:val="24"/>
+              </w:rPr>
+            </w:pPr>
+            <w:r>
+              <w:rPr>
+                <w:rFonts w:ascii="Arial" w:eastAsia="Arial" w:hAnsi="Arial" w:cs="Arial"/>
+                <w:sz w:val="24"/>
+                <w:szCs w:val="24"/>
+              </w:rPr>
+              <w:t>https://www.youtube.com/watch?v=A2VoUyZZMCw</w:t>
+            </w:r>
+          </w:p>
+          <w:p>
+            <w:pPr>
               <w:rPr>
                 <w:rFonts w:ascii="Arial" w:eastAsia="Arial" w:hAnsi="Arial" w:cs="Arial"/>
                 <w:color w:val="1F4E79"/>
@@ -2495,11 +2719,10 @@
             <w:r>
               <w:rPr>
                 <w:rFonts w:ascii="Arial" w:eastAsia="Arial" w:hAnsi="Arial" w:cs="Arial"/>
-                <w:color w:val="525252" w:themeColor="accent3" w:themeShade="80"/>
-                <w:sz w:val="20"/>
-                <w:szCs w:val="20"/>
-              </w:rPr>
-              <w:t>Inserir os dados neste espaço. Orientações: Adotar a versão atual da ABNT.</w:t>
+                <w:sz w:val="24"/>
+                <w:szCs w:val="24"/>
+              </w:rPr>
+              <w:t>https://www.ibge.gov.br/estatisticas/sociais/saude/17270-pnad-continua.html</w:t>
             </w:r>
           </w:p>
         </w:tc>
@@ -2629,7 +2852,6 @@
           </w:tcPr>
           <w:p>
             <w:pPr>
-              <w:jc w:val="both"/>
               <w:rPr>
                 <w:rFonts w:ascii="Arial" w:eastAsia="Arial" w:hAnsi="Arial" w:cs="Arial"/>
                 <w:b/>
@@ -2640,12 +2862,10 @@
             <w:r>
               <w:rPr>
                 <w:rFonts w:ascii="Arial" w:eastAsia="Arial" w:hAnsi="Arial" w:cs="Arial"/>
-                <w:color w:val="525252" w:themeColor="accent3" w:themeShade="80"/>
-                <w:sz w:val="20"/>
-                <w:szCs w:val="20"/>
-                <w:highlight w:val="white"/>
-              </w:rPr>
-              <w:t>As atividades de extensão podem resultar em produto caracterizado a partir do fazer extensionista, sempre mediados pela interação dialógica entre a comunidade acadêmica e a sociedade e seus setores, sendo exemplos: softwares; aplicativos; protótipos; desenhos técnicos; patentes; simuladores; objetos de aprendizagem; games; insumos alternativos; processos e procedimentos operativos inovadores; relatórios; relatos de experiências; cartilhas; revistas; manuais; jornais; informativos; livros; anais; cartazes; artigos; resumos; pôster; banner; site; portal; hotsite; fotografia; vídeos; áudios; tutoriais, dentre outros.</w:t>
+                <w:sz w:val="24"/>
+                <w:szCs w:val="24"/>
+              </w:rPr>
+              <w:t>https://github.com/2026-1-NCC3/Projeto6</w:t>
             </w:r>
           </w:p>
         </w:tc>
@@ -2793,7 +3013,6 @@
                 <w:sz w:val="20"/>
                 <w:szCs w:val="20"/>
               </w:rPr>
-              <w:lastRenderedPageBreak/>
               <w:t>Documentos FECAP</w:t>
             </w:r>
           </w:p>
@@ -2882,12 +3101,12 @@
       </w:r>
     </w:p>
     <w:sectPr>
-      <w:headerReference w:type="even" r:id="rId10"/>
-      <w:headerReference w:type="default" r:id="rId11"/>
-      <w:footerReference w:type="even" r:id="rId12"/>
-      <w:footerReference w:type="default" r:id="rId13"/>
-      <w:headerReference w:type="first" r:id="rId14"/>
-      <w:footerReference w:type="first" r:id="rId15"/>
+      <w:headerReference w:type="even" r:id="rId15"/>
+      <w:headerReference w:type="default" r:id="rId16"/>
+      <w:footerReference w:type="even" r:id="rId17"/>
+      <w:footerReference w:type="default" r:id="rId18"/>
+      <w:headerReference w:type="first" r:id="rId19"/>
+      <w:footerReference w:type="first" r:id="rId20"/>
       <w:pgSz w:w="11906" w:h="16838"/>
       <w:pgMar w:top="1985" w:right="991" w:bottom="1560" w:left="1701" w:header="708" w:footer="708" w:gutter="0"/>
       <w:cols w:space="708"/>
@@ -2898,7 +3117,7 @@
 </file>
 
 <file path=word/endnotes.xml><?xml version="1.0" encoding="utf-8"?>
-<w:endnotes xmlns:wpc="http://schemas.microsoft.com/office/word/2010/wordprocessingCanvas" xmlns:cx="http://schemas.microsoft.com/office/drawing/2014/chartex" xmlns:cx1="http://schemas.microsoft.com/office/drawing/2015/9/8/chartex" xmlns:cx2="http://schemas.microsoft.com/office/drawing/2015/10/21/chartex" xmlns:cx3="http://schemas.microsoft.com/office/drawing/2016/5/9/chartex" xmlns:cx4="http://schemas.microsoft.com/office/drawing/2016/5/10/chartex" xmlns:cx5="http://schemas.microsoft.com/office/drawing/2016/5/11/chartex" xmlns:cx6="http://schemas.microsoft.com/office/drawing/2016/5/12/chartex" xmlns:cx7="http://schemas.microsoft.com/office/drawing/2016/5/13/chartex" xmlns:cx8="http://schemas.microsoft.com/office/drawing/2016/5/14/chartex" xmlns:mc="http://schemas.openxmlformats.org/markup-compatibility/2006" xmlns:aink="http://schemas.microsoft.com/office/drawing/2016/ink" xmlns:am3d="http://schemas.microsoft.com/office/drawing/2017/model3d" xmlns:o="urn:schemas-microsoft-com:office:office" xmlns:oel="http://schemas.microsoft.com/office/2019/extlst" xmlns:r="http://schemas.openxmlformats.org/officeDocument/2006/relationships" xmlns:m="http://schemas.openxmlformats.org/officeDocument/2006/math" xmlns:v="urn:schemas-microsoft-com:vml" xmlns:wp14="http://schemas.microsoft.com/office/word/2010/wordprocessingDrawing" xmlns:wp="http://schemas.openxmlformats.org/drawingml/2006/wordprocessingDrawing" xmlns:w10="urn:schemas-microsoft-com:office:word" xmlns:w="http://schemas.openxmlformats.org/wordprocessingml/2006/main" xmlns:w14="http://schemas.microsoft.com/office/word/2010/wordml" xmlns:w15="http://schemas.microsoft.com/office/word/2012/wordml" xmlns:w16cex="http://schemas.microsoft.com/office/word/2018/wordml/cex" xmlns:w16cid="http://schemas.microsoft.com/office/word/2016/wordml/cid" xmlns:w16="http://schemas.microsoft.com/office/word/2018/wordml" xmlns:w16du="http://schemas.microsoft.com/office/word/2023/wordml/word16du" xmlns:w16sdtdh="http://schemas.microsoft.com/office/word/2020/wordml/sdtdatahash" xmlns:w16sdtfl="http://schemas.microsoft.com/office/word/2024/wordml/sdtformatlock" xmlns:w16se="http://schemas.microsoft.com/office/word/2015/wordml/symex" xmlns:wpg="http://schemas.microsoft.com/office/word/2010/wordprocessingGroup" xmlns:wpi="http://schemas.microsoft.com/office/word/2010/wordprocessingInk" xmlns:wne="http://schemas.microsoft.com/office/word/2006/wordml" xmlns:wps="http://schemas.microsoft.com/office/word/2010/wordprocessingShape" mc:Ignorable="w14 w15 w16se w16cid w16 w16cex w16sdtdh w16sdtfl w16du wp14">
+<w:endnotes xmlns:wpc="http://schemas.microsoft.com/office/word/2010/wordprocessingCanvas" xmlns:cx="http://schemas.microsoft.com/office/drawing/2014/chartex" xmlns:cx1="http://schemas.microsoft.com/office/drawing/2015/9/8/chartex" xmlns:cx2="http://schemas.microsoft.com/office/drawing/2015/10/21/chartex" xmlns:cx3="http://schemas.microsoft.com/office/drawing/2016/5/9/chartex" xmlns:cx4="http://schemas.microsoft.com/office/drawing/2016/5/10/chartex" xmlns:cx5="http://schemas.microsoft.com/office/drawing/2016/5/11/chartex" xmlns:cx6="http://schemas.microsoft.com/office/drawing/2016/5/12/chartex" xmlns:cx7="http://schemas.microsoft.com/office/drawing/2016/5/13/chartex" xmlns:cx8="http://schemas.microsoft.com/office/drawing/2016/5/14/chartex" xmlns:mc="http://schemas.openxmlformats.org/markup-compatibility/2006" xmlns:aink="http://schemas.microsoft.com/office/drawing/2016/ink" xmlns:am3d="http://schemas.microsoft.com/office/drawing/2017/model3d" xmlns:o="urn:schemas-microsoft-com:office:office" xmlns:oel="http://schemas.microsoft.com/office/2019/extlst" xmlns:r="http://schemas.openxmlformats.org/officeDocument/2006/relationships" xmlns:m="http://schemas.openxmlformats.org/officeDocument/2006/math" xmlns:v="urn:schemas-microsoft-com:vml" xmlns:wp14="http://schemas.microsoft.com/office/word/2010/wordprocessingDrawing" xmlns:wp="http://schemas.openxmlformats.org/drawingml/2006/wordprocessingDrawing" xmlns:w10="urn:schemas-microsoft-com:office:word" xmlns:w="http://schemas.openxmlformats.org/wordprocessingml/2006/main" xmlns:w14="http://schemas.microsoft.com/office/word/2010/wordml" xmlns:w15="http://schemas.microsoft.com/office/word/2012/wordml" xmlns:w16cex="http://schemas.microsoft.com/office/word/2018/wordml/cex" xmlns:w16cid="http://schemas.microsoft.com/office/word/2016/wordml/cid" xmlns:w16="http://schemas.microsoft.com/office/word/2018/wordml" xmlns:w16sdtdh="http://schemas.microsoft.com/office/word/2020/wordml/sdtdatahash" xmlns:w16se="http://schemas.microsoft.com/office/word/2015/wordml/symex" xmlns:wpg="http://schemas.microsoft.com/office/word/2010/wordprocessingGroup" xmlns:wpi="http://schemas.microsoft.com/office/word/2010/wordprocessingInk" xmlns:wne="http://schemas.microsoft.com/office/word/2006/wordml" xmlns:wps="http://schemas.microsoft.com/office/word/2010/wordprocessingShape" mc:Ignorable="w14 w15 w16se w16cid w16 w16cex w16sdtdh wp14">
   <w:endnote w:type="separator" w:id="-1">
     <w:p>
       <w:pPr>
@@ -2923,7 +3142,7 @@
 </file>
 
 <file path=word/footer1.xml><?xml version="1.0" encoding="utf-8"?>
-<w:ftr xmlns:wpc="http://schemas.microsoft.com/office/word/2010/wordprocessingCanvas" xmlns:cx="http://schemas.microsoft.com/office/drawing/2014/chartex" xmlns:cx1="http://schemas.microsoft.com/office/drawing/2015/9/8/chartex" xmlns:cx2="http://schemas.microsoft.com/office/drawing/2015/10/21/chartex" xmlns:cx3="http://schemas.microsoft.com/office/drawing/2016/5/9/chartex" xmlns:cx4="http://schemas.microsoft.com/office/drawing/2016/5/10/chartex" xmlns:cx5="http://schemas.microsoft.com/office/drawing/2016/5/11/chartex" xmlns:cx6="http://schemas.microsoft.com/office/drawing/2016/5/12/chartex" xmlns:cx7="http://schemas.microsoft.com/office/drawing/2016/5/13/chartex" xmlns:cx8="http://schemas.microsoft.com/office/drawing/2016/5/14/chartex" xmlns:mc="http://schemas.openxmlformats.org/markup-compatibility/2006" xmlns:aink="http://schemas.microsoft.com/office/drawing/2016/ink" xmlns:am3d="http://schemas.microsoft.com/office/drawing/2017/model3d" xmlns:o="urn:schemas-microsoft-com:office:office" xmlns:oel="http://schemas.microsoft.com/office/2019/extlst" xmlns:r="http://schemas.openxmlformats.org/officeDocument/2006/relationships" xmlns:m="http://schemas.openxmlformats.org/officeDocument/2006/math" xmlns:v="urn:schemas-microsoft-com:vml" xmlns:wp14="http://schemas.microsoft.com/office/word/2010/wordprocessingDrawing" xmlns:wp="http://schemas.openxmlformats.org/drawingml/2006/wordprocessingDrawing" xmlns:w10="urn:schemas-microsoft-com:office:word" xmlns:w="http://schemas.openxmlformats.org/wordprocessingml/2006/main" xmlns:w14="http://schemas.microsoft.com/office/word/2010/wordml" xmlns:w15="http://schemas.microsoft.com/office/word/2012/wordml" xmlns:w16cex="http://schemas.microsoft.com/office/word/2018/wordml/cex" xmlns:w16cid="http://schemas.microsoft.com/office/word/2016/wordml/cid" xmlns:w16="http://schemas.microsoft.com/office/word/2018/wordml" xmlns:w16du="http://schemas.microsoft.com/office/word/2023/wordml/word16du" xmlns:w16sdtdh="http://schemas.microsoft.com/office/word/2020/wordml/sdtdatahash" xmlns:w16sdtfl="http://schemas.microsoft.com/office/word/2024/wordml/sdtformatlock" xmlns:w16se="http://schemas.microsoft.com/office/word/2015/wordml/symex" xmlns:wpg="http://schemas.microsoft.com/office/word/2010/wordprocessingGroup" xmlns:wpi="http://schemas.microsoft.com/office/word/2010/wordprocessingInk" xmlns:wne="http://schemas.microsoft.com/office/word/2006/wordml" xmlns:wps="http://schemas.microsoft.com/office/word/2010/wordprocessingShape" mc:Ignorable="w14 w15 w16se w16cid w16 w16cex w16sdtdh w16sdtfl w16du wp14">
+<w:ftr xmlns:wpc="http://schemas.microsoft.com/office/word/2010/wordprocessingCanvas" xmlns:cx="http://schemas.microsoft.com/office/drawing/2014/chartex" xmlns:cx1="http://schemas.microsoft.com/office/drawing/2015/9/8/chartex" xmlns:cx2="http://schemas.microsoft.com/office/drawing/2015/10/21/chartex" xmlns:cx3="http://schemas.microsoft.com/office/drawing/2016/5/9/chartex" xmlns:cx4="http://schemas.microsoft.com/office/drawing/2016/5/10/chartex" xmlns:cx5="http://schemas.microsoft.com/office/drawing/2016/5/11/chartex" xmlns:cx6="http://schemas.microsoft.com/office/drawing/2016/5/12/chartex" xmlns:cx7="http://schemas.microsoft.com/office/drawing/2016/5/13/chartex" xmlns:cx8="http://schemas.microsoft.com/office/drawing/2016/5/14/chartex" xmlns:mc="http://schemas.openxmlformats.org/markup-compatibility/2006" xmlns:aink="http://schemas.microsoft.com/office/drawing/2016/ink" xmlns:am3d="http://schemas.microsoft.com/office/drawing/2017/model3d" xmlns:o="urn:schemas-microsoft-com:office:office" xmlns:oel="http://schemas.microsoft.com/office/2019/extlst" xmlns:r="http://schemas.openxmlformats.org/officeDocument/2006/relationships" xmlns:m="http://schemas.openxmlformats.org/officeDocument/2006/math" xmlns:v="urn:schemas-microsoft-com:vml" xmlns:wp14="http://schemas.microsoft.com/office/word/2010/wordprocessingDrawing" xmlns:wp="http://schemas.openxmlformats.org/drawingml/2006/wordprocessingDrawing" xmlns:w10="urn:schemas-microsoft-com:office:word" xmlns:w="http://schemas.openxmlformats.org/wordprocessingml/2006/main" xmlns:w14="http://schemas.microsoft.com/office/word/2010/wordml" xmlns:w15="http://schemas.microsoft.com/office/word/2012/wordml" xmlns:w16cex="http://schemas.microsoft.com/office/word/2018/wordml/cex" xmlns:w16cid="http://schemas.microsoft.com/office/word/2016/wordml/cid" xmlns:w16="http://schemas.microsoft.com/office/word/2018/wordml" xmlns:w16sdtdh="http://schemas.microsoft.com/office/word/2020/wordml/sdtdatahash" xmlns:w16se="http://schemas.microsoft.com/office/word/2015/wordml/symex" xmlns:wpg="http://schemas.microsoft.com/office/word/2010/wordprocessingGroup" xmlns:wpi="http://schemas.microsoft.com/office/word/2010/wordprocessingInk" xmlns:wne="http://schemas.microsoft.com/office/word/2006/wordml" xmlns:wps="http://schemas.microsoft.com/office/word/2010/wordprocessingShape" mc:Ignorable="w14 w15 w16se w16cid w16 w16cex w16sdtdh wp14">
   <w:p>
     <w:pPr>
       <w:pStyle w:val="Rodap"/>
@@ -2933,7 +3152,7 @@
 </file>
 
 <file path=word/footer2.xml><?xml version="1.0" encoding="utf-8"?>
-<w:ftr xmlns:wpc="http://schemas.microsoft.com/office/word/2010/wordprocessingCanvas" xmlns:cx="http://schemas.microsoft.com/office/drawing/2014/chartex" xmlns:cx1="http://schemas.microsoft.com/office/drawing/2015/9/8/chartex" xmlns:cx2="http://schemas.microsoft.com/office/drawing/2015/10/21/chartex" xmlns:cx3="http://schemas.microsoft.com/office/drawing/2016/5/9/chartex" xmlns:cx4="http://schemas.microsoft.com/office/drawing/2016/5/10/chartex" xmlns:cx5="http://schemas.microsoft.com/office/drawing/2016/5/11/chartex" xmlns:cx6="http://schemas.microsoft.com/office/drawing/2016/5/12/chartex" xmlns:cx7="http://schemas.microsoft.com/office/drawing/2016/5/13/chartex" xmlns:cx8="http://schemas.microsoft.com/office/drawing/2016/5/14/chartex" xmlns:mc="http://schemas.openxmlformats.org/markup-compatibility/2006" xmlns:aink="http://schemas.microsoft.com/office/drawing/2016/ink" xmlns:am3d="http://schemas.microsoft.com/office/drawing/2017/model3d" xmlns:o="urn:schemas-microsoft-com:office:office" xmlns:oel="http://schemas.microsoft.com/office/2019/extlst" xmlns:r="http://schemas.openxmlformats.org/officeDocument/2006/relationships" xmlns:m="http://schemas.openxmlformats.org/officeDocument/2006/math" xmlns:v="urn:schemas-microsoft-com:vml" xmlns:wp14="http://schemas.microsoft.com/office/word/2010/wordprocessingDrawing" xmlns:wp="http://schemas.openxmlformats.org/drawingml/2006/wordprocessingDrawing" xmlns:w10="urn:schemas-microsoft-com:office:word" xmlns:w="http://schemas.openxmlformats.org/wordprocessingml/2006/main" xmlns:w14="http://schemas.microsoft.com/office/word/2010/wordml" xmlns:w15="http://schemas.microsoft.com/office/word/2012/wordml" xmlns:w16cex="http://schemas.microsoft.com/office/word/2018/wordml/cex" xmlns:w16cid="http://schemas.microsoft.com/office/word/2016/wordml/cid" xmlns:w16="http://schemas.microsoft.com/office/word/2018/wordml" xmlns:w16du="http://schemas.microsoft.com/office/word/2023/wordml/word16du" xmlns:w16sdtdh="http://schemas.microsoft.com/office/word/2020/wordml/sdtdatahash" xmlns:w16sdtfl="http://schemas.microsoft.com/office/word/2024/wordml/sdtformatlock" xmlns:w16se="http://schemas.microsoft.com/office/word/2015/wordml/symex" xmlns:wpg="http://schemas.microsoft.com/office/word/2010/wordprocessingGroup" xmlns:wpi="http://schemas.microsoft.com/office/word/2010/wordprocessingInk" xmlns:wne="http://schemas.microsoft.com/office/word/2006/wordml" xmlns:wps="http://schemas.microsoft.com/office/word/2010/wordprocessingShape" mc:Ignorable="w14 w15 w16se w16cid w16 w16cex w16sdtdh w16sdtfl w16du wp14">
+<w:ftr xmlns:wpc="http://schemas.microsoft.com/office/word/2010/wordprocessingCanvas" xmlns:cx="http://schemas.microsoft.com/office/drawing/2014/chartex" xmlns:cx1="http://schemas.microsoft.com/office/drawing/2015/9/8/chartex" xmlns:cx2="http://schemas.microsoft.com/office/drawing/2015/10/21/chartex" xmlns:cx3="http://schemas.microsoft.com/office/drawing/2016/5/9/chartex" xmlns:cx4="http://schemas.microsoft.com/office/drawing/2016/5/10/chartex" xmlns:cx5="http://schemas.microsoft.com/office/drawing/2016/5/11/chartex" xmlns:cx6="http://schemas.microsoft.com/office/drawing/2016/5/12/chartex" xmlns:cx7="http://schemas.microsoft.com/office/drawing/2016/5/13/chartex" xmlns:cx8="http://schemas.microsoft.com/office/drawing/2016/5/14/chartex" xmlns:mc="http://schemas.openxmlformats.org/markup-compatibility/2006" xmlns:aink="http://schemas.microsoft.com/office/drawing/2016/ink" xmlns:am3d="http://schemas.microsoft.com/office/drawing/2017/model3d" xmlns:o="urn:schemas-microsoft-com:office:office" xmlns:oel="http://schemas.microsoft.com/office/2019/extlst" xmlns:r="http://schemas.openxmlformats.org/officeDocument/2006/relationships" xmlns:m="http://schemas.openxmlformats.org/officeDocument/2006/math" xmlns:v="urn:schemas-microsoft-com:vml" xmlns:wp14="http://schemas.microsoft.com/office/word/2010/wordprocessingDrawing" xmlns:wp="http://schemas.openxmlformats.org/drawingml/2006/wordprocessingDrawing" xmlns:w10="urn:schemas-microsoft-com:office:word" xmlns:w="http://schemas.openxmlformats.org/wordprocessingml/2006/main" xmlns:w14="http://schemas.microsoft.com/office/word/2010/wordml" xmlns:w15="http://schemas.microsoft.com/office/word/2012/wordml" xmlns:w16cex="http://schemas.microsoft.com/office/word/2018/wordml/cex" xmlns:w16cid="http://schemas.microsoft.com/office/word/2016/wordml/cid" xmlns:w16="http://schemas.microsoft.com/office/word/2018/wordml" xmlns:w16sdtdh="http://schemas.microsoft.com/office/word/2020/wordml/sdtdatahash" xmlns:w16se="http://schemas.microsoft.com/office/word/2015/wordml/symex" xmlns:wpg="http://schemas.microsoft.com/office/word/2010/wordprocessingGroup" xmlns:wpi="http://schemas.microsoft.com/office/word/2010/wordprocessingInk" xmlns:wne="http://schemas.microsoft.com/office/word/2006/wordml" xmlns:wps="http://schemas.microsoft.com/office/word/2010/wordprocessingShape" mc:Ignorable="w14 w15 w16se w16cid w16 w16cex w16sdtdh wp14">
   <w:p>
     <w:pPr>
       <w:pStyle w:val="Rodap"/>
@@ -2943,7 +3162,7 @@
 </file>
 
 <file path=word/footer3.xml><?xml version="1.0" encoding="utf-8"?>
-<w:ftr xmlns:wpc="http://schemas.microsoft.com/office/word/2010/wordprocessingCanvas" xmlns:cx="http://schemas.microsoft.com/office/drawing/2014/chartex" xmlns:cx1="http://schemas.microsoft.com/office/drawing/2015/9/8/chartex" xmlns:cx2="http://schemas.microsoft.com/office/drawing/2015/10/21/chartex" xmlns:cx3="http://schemas.microsoft.com/office/drawing/2016/5/9/chartex" xmlns:cx4="http://schemas.microsoft.com/office/drawing/2016/5/10/chartex" xmlns:cx5="http://schemas.microsoft.com/office/drawing/2016/5/11/chartex" xmlns:cx6="http://schemas.microsoft.com/office/drawing/2016/5/12/chartex" xmlns:cx7="http://schemas.microsoft.com/office/drawing/2016/5/13/chartex" xmlns:cx8="http://schemas.microsoft.com/office/drawing/2016/5/14/chartex" xmlns:mc="http://schemas.openxmlformats.org/markup-compatibility/2006" xmlns:aink="http://schemas.microsoft.com/office/drawing/2016/ink" xmlns:am3d="http://schemas.microsoft.com/office/drawing/2017/model3d" xmlns:o="urn:schemas-microsoft-com:office:office" xmlns:oel="http://schemas.microsoft.com/office/2019/extlst" xmlns:r="http://schemas.openxmlformats.org/officeDocument/2006/relationships" xmlns:m="http://schemas.openxmlformats.org/officeDocument/2006/math" xmlns:v="urn:schemas-microsoft-com:vml" xmlns:wp14="http://schemas.microsoft.com/office/word/2010/wordprocessingDrawing" xmlns:wp="http://schemas.openxmlformats.org/drawingml/2006/wordprocessingDrawing" xmlns:w10="urn:schemas-microsoft-com:office:word" xmlns:w="http://schemas.openxmlformats.org/wordprocessingml/2006/main" xmlns:w14="http://schemas.microsoft.com/office/word/2010/wordml" xmlns:w15="http://schemas.microsoft.com/office/word/2012/wordml" xmlns:w16cex="http://schemas.microsoft.com/office/word/2018/wordml/cex" xmlns:w16cid="http://schemas.microsoft.com/office/word/2016/wordml/cid" xmlns:w16="http://schemas.microsoft.com/office/word/2018/wordml" xmlns:w16du="http://schemas.microsoft.com/office/word/2023/wordml/word16du" xmlns:w16sdtdh="http://schemas.microsoft.com/office/word/2020/wordml/sdtdatahash" xmlns:w16sdtfl="http://schemas.microsoft.com/office/word/2024/wordml/sdtformatlock" xmlns:w16se="http://schemas.microsoft.com/office/word/2015/wordml/symex" xmlns:wpg="http://schemas.microsoft.com/office/word/2010/wordprocessingGroup" xmlns:wpi="http://schemas.microsoft.com/office/word/2010/wordprocessingInk" xmlns:wne="http://schemas.microsoft.com/office/word/2006/wordml" xmlns:wps="http://schemas.microsoft.com/office/word/2010/wordprocessingShape" mc:Ignorable="w14 w15 w16se w16cid w16 w16cex w16sdtdh w16sdtfl w16du wp14">
+<w:ftr xmlns:wpc="http://schemas.microsoft.com/office/word/2010/wordprocessingCanvas" xmlns:cx="http://schemas.microsoft.com/office/drawing/2014/chartex" xmlns:cx1="http://schemas.microsoft.com/office/drawing/2015/9/8/chartex" xmlns:cx2="http://schemas.microsoft.com/office/drawing/2015/10/21/chartex" xmlns:cx3="http://schemas.microsoft.com/office/drawing/2016/5/9/chartex" xmlns:cx4="http://schemas.microsoft.com/office/drawing/2016/5/10/chartex" xmlns:cx5="http://schemas.microsoft.com/office/drawing/2016/5/11/chartex" xmlns:cx6="http://schemas.microsoft.com/office/drawing/2016/5/12/chartex" xmlns:cx7="http://schemas.microsoft.com/office/drawing/2016/5/13/chartex" xmlns:cx8="http://schemas.microsoft.com/office/drawing/2016/5/14/chartex" xmlns:mc="http://schemas.openxmlformats.org/markup-compatibility/2006" xmlns:aink="http://schemas.microsoft.com/office/drawing/2016/ink" xmlns:am3d="http://schemas.microsoft.com/office/drawing/2017/model3d" xmlns:o="urn:schemas-microsoft-com:office:office" xmlns:oel="http://schemas.microsoft.com/office/2019/extlst" xmlns:r="http://schemas.openxmlformats.org/officeDocument/2006/relationships" xmlns:m="http://schemas.openxmlformats.org/officeDocument/2006/math" xmlns:v="urn:schemas-microsoft-com:vml" xmlns:wp14="http://schemas.microsoft.com/office/word/2010/wordprocessingDrawing" xmlns:wp="http://schemas.openxmlformats.org/drawingml/2006/wordprocessingDrawing" xmlns:w10="urn:schemas-microsoft-com:office:word" xmlns:w="http://schemas.openxmlformats.org/wordprocessingml/2006/main" xmlns:w14="http://schemas.microsoft.com/office/word/2010/wordml" xmlns:w15="http://schemas.microsoft.com/office/word/2012/wordml" xmlns:w16cex="http://schemas.microsoft.com/office/word/2018/wordml/cex" xmlns:w16cid="http://schemas.microsoft.com/office/word/2016/wordml/cid" xmlns:w16="http://schemas.microsoft.com/office/word/2018/wordml" xmlns:w16sdtdh="http://schemas.microsoft.com/office/word/2020/wordml/sdtdatahash" xmlns:w16se="http://schemas.microsoft.com/office/word/2015/wordml/symex" xmlns:wpg="http://schemas.microsoft.com/office/word/2010/wordprocessingGroup" xmlns:wpi="http://schemas.microsoft.com/office/word/2010/wordprocessingInk" xmlns:wne="http://schemas.microsoft.com/office/word/2006/wordml" xmlns:wps="http://schemas.microsoft.com/office/word/2010/wordprocessingShape" mc:Ignorable="w14 w15 w16se w16cid w16 w16cex w16sdtdh wp14">
   <w:p>
     <w:pPr>
       <w:pStyle w:val="Rodap"/>
@@ -2953,7 +3172,7 @@
 </file>
 
 <file path=word/footnotes.xml><?xml version="1.0" encoding="utf-8"?>
-<w:footnotes xmlns:wpc="http://schemas.microsoft.com/office/word/2010/wordprocessingCanvas" xmlns:cx="http://schemas.microsoft.com/office/drawing/2014/chartex" xmlns:cx1="http://schemas.microsoft.com/office/drawing/2015/9/8/chartex" xmlns:cx2="http://schemas.microsoft.com/office/drawing/2015/10/21/chartex" xmlns:cx3="http://schemas.microsoft.com/office/drawing/2016/5/9/chartex" xmlns:cx4="http://schemas.microsoft.com/office/drawing/2016/5/10/chartex" xmlns:cx5="http://schemas.microsoft.com/office/drawing/2016/5/11/chartex" xmlns:cx6="http://schemas.microsoft.com/office/drawing/2016/5/12/chartex" xmlns:cx7="http://schemas.microsoft.com/office/drawing/2016/5/13/chartex" xmlns:cx8="http://schemas.microsoft.com/office/drawing/2016/5/14/chartex" xmlns:mc="http://schemas.openxmlformats.org/markup-compatibility/2006" xmlns:aink="http://schemas.microsoft.com/office/drawing/2016/ink" xmlns:am3d="http://schemas.microsoft.com/office/drawing/2017/model3d" xmlns:o="urn:schemas-microsoft-com:office:office" xmlns:oel="http://schemas.microsoft.com/office/2019/extlst" xmlns:r="http://schemas.openxmlformats.org/officeDocument/2006/relationships" xmlns:m="http://schemas.openxmlformats.org/officeDocument/2006/math" xmlns:v="urn:schemas-microsoft-com:vml" xmlns:wp14="http://schemas.microsoft.com/office/word/2010/wordprocessingDrawing" xmlns:wp="http://schemas.openxmlformats.org/drawingml/2006/wordprocessingDrawing" xmlns:w10="urn:schemas-microsoft-com:office:word" xmlns:w="http://schemas.openxmlformats.org/wordprocessingml/2006/main" xmlns:w14="http://schemas.microsoft.com/office/word/2010/wordml" xmlns:w15="http://schemas.microsoft.com/office/word/2012/wordml" xmlns:w16cex="http://schemas.microsoft.com/office/word/2018/wordml/cex" xmlns:w16cid="http://schemas.microsoft.com/office/word/2016/wordml/cid" xmlns:w16="http://schemas.microsoft.com/office/word/2018/wordml" xmlns:w16du="http://schemas.microsoft.com/office/word/2023/wordml/word16du" xmlns:w16sdtdh="http://schemas.microsoft.com/office/word/2020/wordml/sdtdatahash" xmlns:w16sdtfl="http://schemas.microsoft.com/office/word/2024/wordml/sdtformatlock" xmlns:w16se="http://schemas.microsoft.com/office/word/2015/wordml/symex" xmlns:wpg="http://schemas.microsoft.com/office/word/2010/wordprocessingGroup" xmlns:wpi="http://schemas.microsoft.com/office/word/2010/wordprocessingInk" xmlns:wne="http://schemas.microsoft.com/office/word/2006/wordml" xmlns:wps="http://schemas.microsoft.com/office/word/2010/wordprocessingShape" mc:Ignorable="w14 w15 w16se w16cid w16 w16cex w16sdtdh w16sdtfl w16du wp14">
+<w:footnotes xmlns:wpc="http://schemas.microsoft.com/office/word/2010/wordprocessingCanvas" xmlns:cx="http://schemas.microsoft.com/office/drawing/2014/chartex" xmlns:cx1="http://schemas.microsoft.com/office/drawing/2015/9/8/chartex" xmlns:cx2="http://schemas.microsoft.com/office/drawing/2015/10/21/chartex" xmlns:cx3="http://schemas.microsoft.com/office/drawing/2016/5/9/chartex" xmlns:cx4="http://schemas.microsoft.com/office/drawing/2016/5/10/chartex" xmlns:cx5="http://schemas.microsoft.com/office/drawing/2016/5/11/chartex" xmlns:cx6="http://schemas.microsoft.com/office/drawing/2016/5/12/chartex" xmlns:cx7="http://schemas.microsoft.com/office/drawing/2016/5/13/chartex" xmlns:cx8="http://schemas.microsoft.com/office/drawing/2016/5/14/chartex" xmlns:mc="http://schemas.openxmlformats.org/markup-compatibility/2006" xmlns:aink="http://schemas.microsoft.com/office/drawing/2016/ink" xmlns:am3d="http://schemas.microsoft.com/office/drawing/2017/model3d" xmlns:o="urn:schemas-microsoft-com:office:office" xmlns:oel="http://schemas.microsoft.com/office/2019/extlst" xmlns:r="http://schemas.openxmlformats.org/officeDocument/2006/relationships" xmlns:m="http://schemas.openxmlformats.org/officeDocument/2006/math" xmlns:v="urn:schemas-microsoft-com:vml" xmlns:wp14="http://schemas.microsoft.com/office/word/2010/wordprocessingDrawing" xmlns:wp="http://schemas.openxmlformats.org/drawingml/2006/wordprocessingDrawing" xmlns:w10="urn:schemas-microsoft-com:office:word" xmlns:w="http://schemas.openxmlformats.org/wordprocessingml/2006/main" xmlns:w14="http://schemas.microsoft.com/office/word/2010/wordml" xmlns:w15="http://schemas.microsoft.com/office/word/2012/wordml" xmlns:w16cex="http://schemas.microsoft.com/office/word/2018/wordml/cex" xmlns:w16cid="http://schemas.microsoft.com/office/word/2016/wordml/cid" xmlns:w16="http://schemas.microsoft.com/office/word/2018/wordml" xmlns:w16sdtdh="http://schemas.microsoft.com/office/word/2020/wordml/sdtdatahash" xmlns:w16se="http://schemas.microsoft.com/office/word/2015/wordml/symex" xmlns:wpg="http://schemas.microsoft.com/office/word/2010/wordprocessingGroup" xmlns:wpi="http://schemas.microsoft.com/office/word/2010/wordprocessingInk" xmlns:wne="http://schemas.microsoft.com/office/word/2006/wordml" xmlns:wps="http://schemas.microsoft.com/office/word/2010/wordprocessingShape" mc:Ignorable="w14 w15 w16se w16cid w16 w16cex w16sdtdh wp14">
   <w:footnote w:type="separator" w:id="-1">
     <w:p>
       <w:pPr>
@@ -2978,7 +3197,7 @@
 </file>
 
 <file path=word/header1.xml><?xml version="1.0" encoding="utf-8"?>
-<w:hdr xmlns:wpc="http://schemas.microsoft.com/office/word/2010/wordprocessingCanvas" xmlns:cx="http://schemas.microsoft.com/office/drawing/2014/chartex" xmlns:cx1="http://schemas.microsoft.com/office/drawing/2015/9/8/chartex" xmlns:cx2="http://schemas.microsoft.com/office/drawing/2015/10/21/chartex" xmlns:cx3="http://schemas.microsoft.com/office/drawing/2016/5/9/chartex" xmlns:cx4="http://schemas.microsoft.com/office/drawing/2016/5/10/chartex" xmlns:cx5="http://schemas.microsoft.com/office/drawing/2016/5/11/chartex" xmlns:cx6="http://schemas.microsoft.com/office/drawing/2016/5/12/chartex" xmlns:cx7="http://schemas.microsoft.com/office/drawing/2016/5/13/chartex" xmlns:cx8="http://schemas.microsoft.com/office/drawing/2016/5/14/chartex" xmlns:mc="http://schemas.openxmlformats.org/markup-compatibility/2006" xmlns:aink="http://schemas.microsoft.com/office/drawing/2016/ink" xmlns:am3d="http://schemas.microsoft.com/office/drawing/2017/model3d" xmlns:o="urn:schemas-microsoft-com:office:office" xmlns:oel="http://schemas.microsoft.com/office/2019/extlst" xmlns:r="http://schemas.openxmlformats.org/officeDocument/2006/relationships" xmlns:m="http://schemas.openxmlformats.org/officeDocument/2006/math" xmlns:v="urn:schemas-microsoft-com:vml" xmlns:wp14="http://schemas.microsoft.com/office/word/2010/wordprocessingDrawing" xmlns:wp="http://schemas.openxmlformats.org/drawingml/2006/wordprocessingDrawing" xmlns:w10="urn:schemas-microsoft-com:office:word" xmlns:w="http://schemas.openxmlformats.org/wordprocessingml/2006/main" xmlns:w14="http://schemas.microsoft.com/office/word/2010/wordml" xmlns:w15="http://schemas.microsoft.com/office/word/2012/wordml" xmlns:w16cex="http://schemas.microsoft.com/office/word/2018/wordml/cex" xmlns:w16cid="http://schemas.microsoft.com/office/word/2016/wordml/cid" xmlns:w16="http://schemas.microsoft.com/office/word/2018/wordml" xmlns:w16du="http://schemas.microsoft.com/office/word/2023/wordml/word16du" xmlns:w16sdtdh="http://schemas.microsoft.com/office/word/2020/wordml/sdtdatahash" xmlns:w16sdtfl="http://schemas.microsoft.com/office/word/2024/wordml/sdtformatlock" xmlns:w16se="http://schemas.microsoft.com/office/word/2015/wordml/symex" xmlns:wpg="http://schemas.microsoft.com/office/word/2010/wordprocessingGroup" xmlns:wpi="http://schemas.microsoft.com/office/word/2010/wordprocessingInk" xmlns:wne="http://schemas.microsoft.com/office/word/2006/wordml" xmlns:wps="http://schemas.microsoft.com/office/word/2010/wordprocessingShape" mc:Ignorable="w14 w15 w16se w16cid w16 w16cex w16sdtdh w16sdtfl w16du wp14">
+<w:hdr xmlns:wpc="http://schemas.microsoft.com/office/word/2010/wordprocessingCanvas" xmlns:cx="http://schemas.microsoft.com/office/drawing/2014/chartex" xmlns:cx1="http://schemas.microsoft.com/office/drawing/2015/9/8/chartex" xmlns:cx2="http://schemas.microsoft.com/office/drawing/2015/10/21/chartex" xmlns:cx3="http://schemas.microsoft.com/office/drawing/2016/5/9/chartex" xmlns:cx4="http://schemas.microsoft.com/office/drawing/2016/5/10/chartex" xmlns:cx5="http://schemas.microsoft.com/office/drawing/2016/5/11/chartex" xmlns:cx6="http://schemas.microsoft.com/office/drawing/2016/5/12/chartex" xmlns:cx7="http://schemas.microsoft.com/office/drawing/2016/5/13/chartex" xmlns:cx8="http://schemas.microsoft.com/office/drawing/2016/5/14/chartex" xmlns:mc="http://schemas.openxmlformats.org/markup-compatibility/2006" xmlns:aink="http://schemas.microsoft.com/office/drawing/2016/ink" xmlns:am3d="http://schemas.microsoft.com/office/drawing/2017/model3d" xmlns:o="urn:schemas-microsoft-com:office:office" xmlns:oel="http://schemas.microsoft.com/office/2019/extlst" xmlns:r="http://schemas.openxmlformats.org/officeDocument/2006/relationships" xmlns:m="http://schemas.openxmlformats.org/officeDocument/2006/math" xmlns:v="urn:schemas-microsoft-com:vml" xmlns:wp14="http://schemas.microsoft.com/office/word/2010/wordprocessingDrawing" xmlns:wp="http://schemas.openxmlformats.org/drawingml/2006/wordprocessingDrawing" xmlns:w10="urn:schemas-microsoft-com:office:word" xmlns:w="http://schemas.openxmlformats.org/wordprocessingml/2006/main" xmlns:w14="http://schemas.microsoft.com/office/word/2010/wordml" xmlns:w15="http://schemas.microsoft.com/office/word/2012/wordml" xmlns:w16cex="http://schemas.microsoft.com/office/word/2018/wordml/cex" xmlns:w16cid="http://schemas.microsoft.com/office/word/2016/wordml/cid" xmlns:w16="http://schemas.microsoft.com/office/word/2018/wordml" xmlns:w16sdtdh="http://schemas.microsoft.com/office/word/2020/wordml/sdtdatahash" xmlns:w16se="http://schemas.microsoft.com/office/word/2015/wordml/symex" xmlns:wpg="http://schemas.microsoft.com/office/word/2010/wordprocessingGroup" xmlns:wpi="http://schemas.microsoft.com/office/word/2010/wordprocessingInk" xmlns:wne="http://schemas.microsoft.com/office/word/2006/wordml" xmlns:wps="http://schemas.microsoft.com/office/word/2010/wordprocessingShape" mc:Ignorable="w14 w15 w16se w16cid w16 w16cex w16sdtdh wp14">
   <w:p>
     <w:pPr>
       <w:pStyle w:val="Cabealho"/>
@@ -2988,7 +3207,7 @@
 </file>
 
 <file path=word/header2.xml><?xml version="1.0" encoding="utf-8"?>
-<w:hdr xmlns:wpc="http://schemas.microsoft.com/office/word/2010/wordprocessingCanvas" xmlns:cx="http://schemas.microsoft.com/office/drawing/2014/chartex" xmlns:cx1="http://schemas.microsoft.com/office/drawing/2015/9/8/chartex" xmlns:cx2="http://schemas.microsoft.com/office/drawing/2015/10/21/chartex" xmlns:cx3="http://schemas.microsoft.com/office/drawing/2016/5/9/chartex" xmlns:cx4="http://schemas.microsoft.com/office/drawing/2016/5/10/chartex" xmlns:cx5="http://schemas.microsoft.com/office/drawing/2016/5/11/chartex" xmlns:cx6="http://schemas.microsoft.com/office/drawing/2016/5/12/chartex" xmlns:cx7="http://schemas.microsoft.com/office/drawing/2016/5/13/chartex" xmlns:cx8="http://schemas.microsoft.com/office/drawing/2016/5/14/chartex" xmlns:mc="http://schemas.openxmlformats.org/markup-compatibility/2006" xmlns:aink="http://schemas.microsoft.com/office/drawing/2016/ink" xmlns:am3d="http://schemas.microsoft.com/office/drawing/2017/model3d" xmlns:o="urn:schemas-microsoft-com:office:office" xmlns:oel="http://schemas.microsoft.com/office/2019/extlst" xmlns:r="http://schemas.openxmlformats.org/officeDocument/2006/relationships" xmlns:m="http://schemas.openxmlformats.org/officeDocument/2006/math" xmlns:v="urn:schemas-microsoft-com:vml" xmlns:wp14="http://schemas.microsoft.com/office/word/2010/wordprocessingDrawing" xmlns:wp="http://schemas.openxmlformats.org/drawingml/2006/wordprocessingDrawing" xmlns:w10="urn:schemas-microsoft-com:office:word" xmlns:w="http://schemas.openxmlformats.org/wordprocessingml/2006/main" xmlns:w14="http://schemas.microsoft.com/office/word/2010/wordml" xmlns:w15="http://schemas.microsoft.com/office/word/2012/wordml" xmlns:w16cex="http://schemas.microsoft.com/office/word/2018/wordml/cex" xmlns:w16cid="http://schemas.microsoft.com/office/word/2016/wordml/cid" xmlns:w16="http://schemas.microsoft.com/office/word/2018/wordml" xmlns:w16du="http://schemas.microsoft.com/office/word/2023/wordml/word16du" xmlns:w16sdtdh="http://schemas.microsoft.com/office/word/2020/wordml/sdtdatahash" xmlns:w16sdtfl="http://schemas.microsoft.com/office/word/2024/wordml/sdtformatlock" xmlns:w16se="http://schemas.microsoft.com/office/word/2015/wordml/symex" xmlns:wpg="http://schemas.microsoft.com/office/word/2010/wordprocessingGroup" xmlns:wpi="http://schemas.microsoft.com/office/word/2010/wordprocessingInk" xmlns:wne="http://schemas.microsoft.com/office/word/2006/wordml" xmlns:wps="http://schemas.microsoft.com/office/word/2010/wordprocessingShape" mc:Ignorable="w14 w15 w16se w16cid w16 w16cex w16sdtdh w16sdtfl w16du wp14">
+<w:hdr xmlns:wpc="http://schemas.microsoft.com/office/word/2010/wordprocessingCanvas" xmlns:cx="http://schemas.microsoft.com/office/drawing/2014/chartex" xmlns:cx1="http://schemas.microsoft.com/office/drawing/2015/9/8/chartex" xmlns:cx2="http://schemas.microsoft.com/office/drawing/2015/10/21/chartex" xmlns:cx3="http://schemas.microsoft.com/office/drawing/2016/5/9/chartex" xmlns:cx4="http://schemas.microsoft.com/office/drawing/2016/5/10/chartex" xmlns:cx5="http://schemas.microsoft.com/office/drawing/2016/5/11/chartex" xmlns:cx6="http://schemas.microsoft.com/office/drawing/2016/5/12/chartex" xmlns:cx7="http://schemas.microsoft.com/office/drawing/2016/5/13/chartex" xmlns:cx8="http://schemas.microsoft.com/office/drawing/2016/5/14/chartex" xmlns:mc="http://schemas.openxmlformats.org/markup-compatibility/2006" xmlns:aink="http://schemas.microsoft.com/office/drawing/2016/ink" xmlns:am3d="http://schemas.microsoft.com/office/drawing/2017/model3d" xmlns:o="urn:schemas-microsoft-com:office:office" xmlns:oel="http://schemas.microsoft.com/office/2019/extlst" xmlns:r="http://schemas.openxmlformats.org/officeDocument/2006/relationships" xmlns:m="http://schemas.openxmlformats.org/officeDocument/2006/math" xmlns:v="urn:schemas-microsoft-com:vml" xmlns:wp14="http://schemas.microsoft.com/office/word/2010/wordprocessingDrawing" xmlns:wp="http://schemas.openxmlformats.org/drawingml/2006/wordprocessingDrawing" xmlns:w10="urn:schemas-microsoft-com:office:word" xmlns:w="http://schemas.openxmlformats.org/wordprocessingml/2006/main" xmlns:w14="http://schemas.microsoft.com/office/word/2010/wordml" xmlns:w15="http://schemas.microsoft.com/office/word/2012/wordml" xmlns:w16cex="http://schemas.microsoft.com/office/word/2018/wordml/cex" xmlns:w16cid="http://schemas.microsoft.com/office/word/2016/wordml/cid" xmlns:w16="http://schemas.microsoft.com/office/word/2018/wordml" xmlns:w16sdtdh="http://schemas.microsoft.com/office/word/2020/wordml/sdtdatahash" xmlns:w16se="http://schemas.microsoft.com/office/word/2015/wordml/symex" xmlns:wpg="http://schemas.microsoft.com/office/word/2010/wordprocessingGroup" xmlns:wpi="http://schemas.microsoft.com/office/word/2010/wordprocessingInk" xmlns:wne="http://schemas.microsoft.com/office/word/2006/wordml" xmlns:wps="http://schemas.microsoft.com/office/word/2010/wordprocessingShape" mc:Ignorable="w14 w15 w16se w16cid w16 w16cex w16sdtdh wp14">
   <w:p>
     <w:pPr>
       <w:pStyle w:val="Cabealho"/>
@@ -3058,7 +3277,7 @@
 </file>
 
 <file path=word/header3.xml><?xml version="1.0" encoding="utf-8"?>
-<w:hdr xmlns:wpc="http://schemas.microsoft.com/office/word/2010/wordprocessingCanvas" xmlns:cx="http://schemas.microsoft.com/office/drawing/2014/chartex" xmlns:cx1="http://schemas.microsoft.com/office/drawing/2015/9/8/chartex" xmlns:cx2="http://schemas.microsoft.com/office/drawing/2015/10/21/chartex" xmlns:cx3="http://schemas.microsoft.com/office/drawing/2016/5/9/chartex" xmlns:cx4="http://schemas.microsoft.com/office/drawing/2016/5/10/chartex" xmlns:cx5="http://schemas.microsoft.com/office/drawing/2016/5/11/chartex" xmlns:cx6="http://schemas.microsoft.com/office/drawing/2016/5/12/chartex" xmlns:cx7="http://schemas.microsoft.com/office/drawing/2016/5/13/chartex" xmlns:cx8="http://schemas.microsoft.com/office/drawing/2016/5/14/chartex" xmlns:mc="http://schemas.openxmlformats.org/markup-compatibility/2006" xmlns:aink="http://schemas.microsoft.com/office/drawing/2016/ink" xmlns:am3d="http://schemas.microsoft.com/office/drawing/2017/model3d" xmlns:o="urn:schemas-microsoft-com:office:office" xmlns:oel="http://schemas.microsoft.com/office/2019/extlst" xmlns:r="http://schemas.openxmlformats.org/officeDocument/2006/relationships" xmlns:m="http://schemas.openxmlformats.org/officeDocument/2006/math" xmlns:v="urn:schemas-microsoft-com:vml" xmlns:wp14="http://schemas.microsoft.com/office/word/2010/wordprocessingDrawing" xmlns:wp="http://schemas.openxmlformats.org/drawingml/2006/wordprocessingDrawing" xmlns:w10="urn:schemas-microsoft-com:office:word" xmlns:w="http://schemas.openxmlformats.org/wordprocessingml/2006/main" xmlns:w14="http://schemas.microsoft.com/office/word/2010/wordml" xmlns:w15="http://schemas.microsoft.com/office/word/2012/wordml" xmlns:w16cex="http://schemas.microsoft.com/office/word/2018/wordml/cex" xmlns:w16cid="http://schemas.microsoft.com/office/word/2016/wordml/cid" xmlns:w16="http://schemas.microsoft.com/office/word/2018/wordml" xmlns:w16du="http://schemas.microsoft.com/office/word/2023/wordml/word16du" xmlns:w16sdtdh="http://schemas.microsoft.com/office/word/2020/wordml/sdtdatahash" xmlns:w16sdtfl="http://schemas.microsoft.com/office/word/2024/wordml/sdtformatlock" xmlns:w16se="http://schemas.microsoft.com/office/word/2015/wordml/symex" xmlns:wpg="http://schemas.microsoft.com/office/word/2010/wordprocessingGroup" xmlns:wpi="http://schemas.microsoft.com/office/word/2010/wordprocessingInk" xmlns:wne="http://schemas.microsoft.com/office/word/2006/wordml" xmlns:wps="http://schemas.microsoft.com/office/word/2010/wordprocessingShape" mc:Ignorable="w14 w15 w16se w16cid w16 w16cex w16sdtdh w16sdtfl w16du wp14">
+<w:hdr xmlns:wpc="http://schemas.microsoft.com/office/word/2010/wordprocessingCanvas" xmlns:cx="http://schemas.microsoft.com/office/drawing/2014/chartex" xmlns:cx1="http://schemas.microsoft.com/office/drawing/2015/9/8/chartex" xmlns:cx2="http://schemas.microsoft.com/office/drawing/2015/10/21/chartex" xmlns:cx3="http://schemas.microsoft.com/office/drawing/2016/5/9/chartex" xmlns:cx4="http://schemas.microsoft.com/office/drawing/2016/5/10/chartex" xmlns:cx5="http://schemas.microsoft.com/office/drawing/2016/5/11/chartex" xmlns:cx6="http://schemas.microsoft.com/office/drawing/2016/5/12/chartex" xmlns:cx7="http://schemas.microsoft.com/office/drawing/2016/5/13/chartex" xmlns:cx8="http://schemas.microsoft.com/office/drawing/2016/5/14/chartex" xmlns:mc="http://schemas.openxmlformats.org/markup-compatibility/2006" xmlns:aink="http://schemas.microsoft.com/office/drawing/2016/ink" xmlns:am3d="http://schemas.microsoft.com/office/drawing/2017/model3d" xmlns:o="urn:schemas-microsoft-com:office:office" xmlns:oel="http://schemas.microsoft.com/office/2019/extlst" xmlns:r="http://schemas.openxmlformats.org/officeDocument/2006/relationships" xmlns:m="http://schemas.openxmlformats.org/officeDocument/2006/math" xmlns:v="urn:schemas-microsoft-com:vml" xmlns:wp14="http://schemas.microsoft.com/office/word/2010/wordprocessingDrawing" xmlns:wp="http://schemas.openxmlformats.org/drawingml/2006/wordprocessingDrawing" xmlns:w10="urn:schemas-microsoft-com:office:word" xmlns:w="http://schemas.openxmlformats.org/wordprocessingml/2006/main" xmlns:w14="http://schemas.microsoft.com/office/word/2010/wordml" xmlns:w15="http://schemas.microsoft.com/office/word/2012/wordml" xmlns:w16cex="http://schemas.microsoft.com/office/word/2018/wordml/cex" xmlns:w16cid="http://schemas.microsoft.com/office/word/2016/wordml/cid" xmlns:w16="http://schemas.microsoft.com/office/word/2018/wordml" xmlns:w16sdtdh="http://schemas.microsoft.com/office/word/2020/wordml/sdtdatahash" xmlns:w16se="http://schemas.microsoft.com/office/word/2015/wordml/symex" xmlns:wpg="http://schemas.microsoft.com/office/word/2010/wordprocessingGroup" xmlns:wpi="http://schemas.microsoft.com/office/word/2010/wordprocessingInk" xmlns:wne="http://schemas.microsoft.com/office/word/2006/wordml" xmlns:wps="http://schemas.microsoft.com/office/word/2010/wordprocessingShape" mc:Ignorable="w14 w15 w16se w16cid w16 w16cex w16sdtdh wp14">
   <w:p>
     <w:pPr>
       <w:pStyle w:val="Cabealho"/>
@@ -3068,7 +3287,7 @@
 </file>
 
 <file path=word/numbering.xml><?xml version="1.0" encoding="utf-8"?>
-<w:numbering xmlns:wpc="http://schemas.microsoft.com/office/word/2010/wordprocessingCanvas" xmlns:cx="http://schemas.microsoft.com/office/drawing/2014/chartex" xmlns:cx1="http://schemas.microsoft.com/office/drawing/2015/9/8/chartex" xmlns:cx2="http://schemas.microsoft.com/office/drawing/2015/10/21/chartex" xmlns:cx3="http://schemas.microsoft.com/office/drawing/2016/5/9/chartex" xmlns:cx4="http://schemas.microsoft.com/office/drawing/2016/5/10/chartex" xmlns:cx5="http://schemas.microsoft.com/office/drawing/2016/5/11/chartex" xmlns:cx6="http://schemas.microsoft.com/office/drawing/2016/5/12/chartex" xmlns:cx7="http://schemas.microsoft.com/office/drawing/2016/5/13/chartex" xmlns:cx8="http://schemas.microsoft.com/office/drawing/2016/5/14/chartex" xmlns:mc="http://schemas.openxmlformats.org/markup-compatibility/2006" xmlns:aink="http://schemas.microsoft.com/office/drawing/2016/ink" xmlns:am3d="http://schemas.microsoft.com/office/drawing/2017/model3d" xmlns:o="urn:schemas-microsoft-com:office:office" xmlns:oel="http://schemas.microsoft.com/office/2019/extlst" xmlns:r="http://schemas.openxmlformats.org/officeDocument/2006/relationships" xmlns:m="http://schemas.openxmlformats.org/officeDocument/2006/math" xmlns:v="urn:schemas-microsoft-com:vml" xmlns:wp14="http://schemas.microsoft.com/office/word/2010/wordprocessingDrawing" xmlns:wp="http://schemas.openxmlformats.org/drawingml/2006/wordprocessingDrawing" xmlns:w10="urn:schemas-microsoft-com:office:word" xmlns:w="http://schemas.openxmlformats.org/wordprocessingml/2006/main" xmlns:w14="http://schemas.microsoft.com/office/word/2010/wordml" xmlns:w15="http://schemas.microsoft.com/office/word/2012/wordml" xmlns:w16cex="http://schemas.microsoft.com/office/word/2018/wordml/cex" xmlns:w16cid="http://schemas.microsoft.com/office/word/2016/wordml/cid" xmlns:w16="http://schemas.microsoft.com/office/word/2018/wordml" xmlns:w16du="http://schemas.microsoft.com/office/word/2023/wordml/word16du" xmlns:w16sdtdh="http://schemas.microsoft.com/office/word/2020/wordml/sdtdatahash" xmlns:w16sdtfl="http://schemas.microsoft.com/office/word/2024/wordml/sdtformatlock" xmlns:w16se="http://schemas.microsoft.com/office/word/2015/wordml/symex" xmlns:wpg="http://schemas.microsoft.com/office/word/2010/wordprocessingGroup" xmlns:wpi="http://schemas.microsoft.com/office/word/2010/wordprocessingInk" xmlns:wne="http://schemas.microsoft.com/office/word/2006/wordml" xmlns:wps="http://schemas.microsoft.com/office/word/2010/wordprocessingShape" mc:Ignorable="w14 w15 w16se w16cid w16 w16cex w16sdtdh w16sdtfl w16du wp14">
+<w:numbering xmlns:wpc="http://schemas.microsoft.com/office/word/2010/wordprocessingCanvas" xmlns:cx="http://schemas.microsoft.com/office/drawing/2014/chartex" xmlns:cx1="http://schemas.microsoft.com/office/drawing/2015/9/8/chartex" xmlns:cx2="http://schemas.microsoft.com/office/drawing/2015/10/21/chartex" xmlns:cx3="http://schemas.microsoft.com/office/drawing/2016/5/9/chartex" xmlns:cx4="http://schemas.microsoft.com/office/drawing/2016/5/10/chartex" xmlns:cx5="http://schemas.microsoft.com/office/drawing/2016/5/11/chartex" xmlns:cx6="http://schemas.microsoft.com/office/drawing/2016/5/12/chartex" xmlns:cx7="http://schemas.microsoft.com/office/drawing/2016/5/13/chartex" xmlns:cx8="http://schemas.microsoft.com/office/drawing/2016/5/14/chartex" xmlns:mc="http://schemas.openxmlformats.org/markup-compatibility/2006" xmlns:aink="http://schemas.microsoft.com/office/drawing/2016/ink" xmlns:am3d="http://schemas.microsoft.com/office/drawing/2017/model3d" xmlns:o="urn:schemas-microsoft-com:office:office" xmlns:oel="http://schemas.microsoft.com/office/2019/extlst" xmlns:r="http://schemas.openxmlformats.org/officeDocument/2006/relationships" xmlns:m="http://schemas.openxmlformats.org/officeDocument/2006/math" xmlns:v="urn:schemas-microsoft-com:vml" xmlns:wp14="http://schemas.microsoft.com/office/word/2010/wordprocessingDrawing" xmlns:wp="http://schemas.openxmlformats.org/drawingml/2006/wordprocessingDrawing" xmlns:w10="urn:schemas-microsoft-com:office:word" xmlns:w="http://schemas.openxmlformats.org/wordprocessingml/2006/main" xmlns:w14="http://schemas.microsoft.com/office/word/2010/wordml" xmlns:w15="http://schemas.microsoft.com/office/word/2012/wordml" xmlns:w16cex="http://schemas.microsoft.com/office/word/2018/wordml/cex" xmlns:w16cid="http://schemas.microsoft.com/office/word/2016/wordml/cid" xmlns:w16="http://schemas.microsoft.com/office/word/2018/wordml" xmlns:w16sdtdh="http://schemas.microsoft.com/office/word/2020/wordml/sdtdatahash" xmlns:w16se="http://schemas.microsoft.com/office/word/2015/wordml/symex" xmlns:wpg="http://schemas.microsoft.com/office/word/2010/wordprocessingGroup" xmlns:wpi="http://schemas.microsoft.com/office/word/2010/wordprocessingInk" xmlns:wne="http://schemas.microsoft.com/office/word/2006/wordml" xmlns:wps="http://schemas.microsoft.com/office/word/2010/wordprocessingShape" mc:Ignorable="w14 w15 w16se w16cid w16 w16cex w16sdtdh wp14">
   <w:abstractNum w:abstractNumId="0" w15:restartNumberingAfterBreak="0">
     <w:nsid w:val="17913EB3"/>
     <w:multiLevelType w:val="multilevel"/>
@@ -3155,14 +3374,130 @@
       </w:pPr>
     </w:lvl>
   </w:abstractNum>
+  <w:abstractNum w:abstractNumId="1" w15:restartNumberingAfterBreak="0">
+    <w:nsid w:val="1AD51D39"/>
+    <w:multiLevelType w:val="multilevel"/>
+    <w:tmpl w:val="7EB8F5D0"/>
+    <w:lvl w:ilvl="0">
+      <w:start w:val="1"/>
+      <w:numFmt w:val="decimal"/>
+      <w:lvlText w:val="%1."/>
+      <w:lvlJc w:val="left"/>
+      <w:pPr>
+        <w:tabs>
+          <w:tab w:val="num" w:pos="720"/>
+        </w:tabs>
+        <w:ind w:left="720" w:hanging="360"/>
+      </w:pPr>
+    </w:lvl>
+    <w:lvl w:ilvl="1" w:tentative="1">
+      <w:start w:val="1"/>
+      <w:numFmt w:val="decimal"/>
+      <w:lvlText w:val="%2."/>
+      <w:lvlJc w:val="left"/>
+      <w:pPr>
+        <w:tabs>
+          <w:tab w:val="num" w:pos="1440"/>
+        </w:tabs>
+        <w:ind w:left="1440" w:hanging="360"/>
+      </w:pPr>
+    </w:lvl>
+    <w:lvl w:ilvl="2" w:tentative="1">
+      <w:start w:val="1"/>
+      <w:numFmt w:val="decimal"/>
+      <w:lvlText w:val="%3."/>
+      <w:lvlJc w:val="left"/>
+      <w:pPr>
+        <w:tabs>
+          <w:tab w:val="num" w:pos="2160"/>
+        </w:tabs>
+        <w:ind w:left="2160" w:hanging="360"/>
+      </w:pPr>
+    </w:lvl>
+    <w:lvl w:ilvl="3" w:tentative="1">
+      <w:start w:val="1"/>
+      <w:numFmt w:val="decimal"/>
+      <w:lvlText w:val="%4."/>
+      <w:lvlJc w:val="left"/>
+      <w:pPr>
+        <w:tabs>
+          <w:tab w:val="num" w:pos="2880"/>
+        </w:tabs>
+        <w:ind w:left="2880" w:hanging="360"/>
+      </w:pPr>
+    </w:lvl>
+    <w:lvl w:ilvl="4" w:tentative="1">
+      <w:start w:val="1"/>
+      <w:numFmt w:val="decimal"/>
+      <w:lvlText w:val="%5."/>
+      <w:lvlJc w:val="left"/>
+      <w:pPr>
+        <w:tabs>
+          <w:tab w:val="num" w:pos="3600"/>
+        </w:tabs>
+        <w:ind w:left="3600" w:hanging="360"/>
+      </w:pPr>
+    </w:lvl>
+    <w:lvl w:ilvl="5" w:tentative="1">
+      <w:start w:val="1"/>
+      <w:numFmt w:val="decimal"/>
+      <w:lvlText w:val="%6."/>
+      <w:lvlJc w:val="left"/>
+      <w:pPr>
+        <w:tabs>
+          <w:tab w:val="num" w:pos="4320"/>
+        </w:tabs>
+        <w:ind w:left="4320" w:hanging="360"/>
+      </w:pPr>
+    </w:lvl>
+    <w:lvl w:ilvl="6" w:tentative="1">
+      <w:start w:val="1"/>
+      <w:numFmt w:val="decimal"/>
+      <w:lvlText w:val="%7."/>
+      <w:lvlJc w:val="left"/>
+      <w:pPr>
+        <w:tabs>
+          <w:tab w:val="num" w:pos="5040"/>
+        </w:tabs>
+        <w:ind w:left="5040" w:hanging="360"/>
+      </w:pPr>
+    </w:lvl>
+    <w:lvl w:ilvl="7" w:tentative="1">
+      <w:start w:val="1"/>
+      <w:numFmt w:val="decimal"/>
+      <w:lvlText w:val="%8."/>
+      <w:lvlJc w:val="left"/>
+      <w:pPr>
+        <w:tabs>
+          <w:tab w:val="num" w:pos="5760"/>
+        </w:tabs>
+        <w:ind w:left="5760" w:hanging="360"/>
+      </w:pPr>
+    </w:lvl>
+    <w:lvl w:ilvl="8" w:tentative="1">
+      <w:start w:val="1"/>
+      <w:numFmt w:val="decimal"/>
+      <w:lvlText w:val="%9."/>
+      <w:lvlJc w:val="left"/>
+      <w:pPr>
+        <w:tabs>
+          <w:tab w:val="num" w:pos="6480"/>
+        </w:tabs>
+        <w:ind w:left="6480" w:hanging="360"/>
+      </w:pPr>
+    </w:lvl>
+  </w:abstractNum>
   <w:num w:numId="1" w16cid:durableId="897862257">
     <w:abstractNumId w:val="0"/>
+  </w:num>
+  <w:num w:numId="2" w16cid:durableId="1837108419">
+    <w:abstractNumId w:val="1"/>
   </w:num>
 </w:numbering>
 </file>
 
 <file path=word/styles.xml><?xml version="1.0" encoding="utf-8"?>
-<w:styles xmlns:mc="http://schemas.openxmlformats.org/markup-compatibility/2006" xmlns:r="http://schemas.openxmlformats.org/officeDocument/2006/relationships" xmlns:w="http://schemas.openxmlformats.org/wordprocessingml/2006/main" xmlns:w14="http://schemas.microsoft.com/office/word/2010/wordml" xmlns:w15="http://schemas.microsoft.com/office/word/2012/wordml" xmlns:w16cex="http://schemas.microsoft.com/office/word/2018/wordml/cex" xmlns:w16cid="http://schemas.microsoft.com/office/word/2016/wordml/cid" xmlns:w16="http://schemas.microsoft.com/office/word/2018/wordml" xmlns:w16du="http://schemas.microsoft.com/office/word/2023/wordml/word16du" xmlns:w16sdtdh="http://schemas.microsoft.com/office/word/2020/wordml/sdtdatahash" xmlns:w16sdtfl="http://schemas.microsoft.com/office/word/2024/wordml/sdtformatlock" xmlns:w16se="http://schemas.microsoft.com/office/word/2015/wordml/symex" mc:Ignorable="w14 w15 w16se w16cid w16 w16cex w16sdtdh w16sdtfl w16du">
+<w:styles xmlns:mc="http://schemas.openxmlformats.org/markup-compatibility/2006" xmlns:r="http://schemas.openxmlformats.org/officeDocument/2006/relationships" xmlns:w="http://schemas.openxmlformats.org/wordprocessingml/2006/main" xmlns:w14="http://schemas.microsoft.com/office/word/2010/wordml" xmlns:w15="http://schemas.microsoft.com/office/word/2012/wordml" xmlns:w16cex="http://schemas.microsoft.com/office/word/2018/wordml/cex" xmlns:w16cid="http://schemas.microsoft.com/office/word/2016/wordml/cid" xmlns:w16="http://schemas.microsoft.com/office/word/2018/wordml" xmlns:w16sdtdh="http://schemas.microsoft.com/office/word/2020/wordml/sdtdatahash" xmlns:w16se="http://schemas.microsoft.com/office/word/2015/wordml/symex" mc:Ignorable="w14 w15 w16se w16cid w16 w16cex w16sdtdh">
   <w:docDefaults>
     <w:rPrDefault>
       <w:rPr>
@@ -3567,7 +3902,6 @@
   <w:style w:type="character" w:default="1" w:styleId="Fontepargpadro">
     <w:name w:val="Default Paragraph Font"/>
     <w:uiPriority w:val="1"/>
-    <w:semiHidden/>
     <w:unhideWhenUsed/>
   </w:style>
   <w:style w:type="table" w:default="1" w:styleId="Tabelanormal">
@@ -3634,6 +3968,55 @@
     <w:link w:val="Rodap"/>
     <w:uiPriority w:val="99"/>
     <w:rsid w:val="000425C6"/>
+  </w:style>
+  <w:style w:type="paragraph" w:customStyle="1" w:styleId="estilodocumento">
+    <w:name w:val="estilo documento"/>
+    <w:basedOn w:val="Normal"/>
+    <w:link w:val="estilodocumentoChar"/>
+    <w:qFormat/>
+    <w:rsid w:val="00E658E8"/>
+    <w:pPr>
+      <w:spacing w:after="0" w:line="240" w:lineRule="auto"/>
+    </w:pPr>
+    <w:rPr>
+      <w:rFonts w:ascii="Arial" w:eastAsia="Arial" w:hAnsi="Arial" w:cs="Arial"/>
+      <w:color w:val="000000" w:themeColor="text1"/>
+      <w:szCs w:val="20"/>
+    </w:rPr>
+  </w:style>
+  <w:style w:type="character" w:customStyle="1" w:styleId="estilodocumentoChar">
+    <w:name w:val="estilo documento Char"/>
+    <w:basedOn w:val="Fontepargpadro"/>
+    <w:link w:val="estilodocumento"/>
+    <w:rsid w:val="00E658E8"/>
+    <w:rPr>
+      <w:rFonts w:ascii="Arial" w:eastAsia="Arial" w:hAnsi="Arial" w:cs="Arial"/>
+      <w:color w:val="000000" w:themeColor="text1"/>
+      <w:szCs w:val="20"/>
+    </w:rPr>
+  </w:style>
+  <w:style w:type="character" w:styleId="Hyperlink">
+    <w:name w:val="Hyperlink"/>
+    <w:basedOn w:val="Fontepargpadro"/>
+    <w:uiPriority w:val="99"/>
+    <w:unhideWhenUsed/>
+    <w:rsid w:val="00E658E8"/>
+    <w:rPr>
+      <w:color w:val="0563C1" w:themeColor="hyperlink"/>
+      <w:u w:val="single"/>
+    </w:rPr>
+  </w:style>
+  <w:style w:type="character" w:styleId="MenoPendente">
+    <w:name w:val="Unresolved Mention"/>
+    <w:basedOn w:val="Fontepargpadro"/>
+    <w:uiPriority w:val="99"/>
+    <w:semiHidden/>
+    <w:unhideWhenUsed/>
+    <w:rsid w:val="00E658E8"/>
+    <w:rPr>
+      <w:color w:val="605E5C"/>
+      <w:shd w:val="clear" w:color="auto" w:fill="E1DFDD"/>
+    </w:rPr>
   </w:style>
 </w:styles>
 </file>
@@ -3934,6 +4317,26 @@
 </file>
 
 <file path=customXml/item1.xml><?xml version="1.0" encoding="utf-8"?>
+<?mso-contentType ?>
+<FormTemplates xmlns="http://schemas.microsoft.com/sharepoint/v3/contenttype/forms">
+  <Display>DocumentLibraryForm</Display>
+  <Edit>DocumentLibraryForm</Edit>
+  <New>DocumentLibraryForm</New>
+</FormTemplates>
+</file>
+
+<file path=customXml/item2.xml><?xml version="1.0" encoding="utf-8"?>
+<p:properties xmlns:p="http://schemas.microsoft.com/office/2006/metadata/properties" xmlns:xsi="http://www.w3.org/2001/XMLSchema-instance" xmlns:pc="http://schemas.microsoft.com/office/infopath/2007/PartnerControls">
+  <documentManagement>
+    <lcf76f155ced4ddcb4097134ff3c332f xmlns="8ca2a57e-8138-4b57-956a-eb6e2c7049cc">
+      <Terms xmlns="http://schemas.microsoft.com/office/infopath/2007/PartnerControls"/>
+    </lcf76f155ced4ddcb4097134ff3c332f>
+    <TaxCatchAll xmlns="1d2798d9-1030-4cc5-be7b-200f9e628651" xsi:nil="true"/>
+  </documentManagement>
+</p:properties>
+</file>
+
+<file path=customXml/item3.xml><?xml version="1.0" encoding="utf-8"?>
 <ct:contentTypeSchema xmlns:ct="http://schemas.microsoft.com/office/2006/metadata/contentType" xmlns:ma="http://schemas.microsoft.com/office/2006/metadata/properties/metaAttributes" ct:_="" ma:_="" ma:contentTypeName="Documento" ma:contentTypeID="0x01010045364877AF745B4281652B53F43C594A" ma:contentTypeVersion="15" ma:contentTypeDescription="Crie um novo documento." ma:contentTypeScope="" ma:versionID="440a6fbbcbce65e3f8e2bed610644788">
   <xsd:schema xmlns:xsd="http://www.w3.org/2001/XMLSchema" xmlns:xs="http://www.w3.org/2001/XMLSchema" xmlns:p="http://schemas.microsoft.com/office/2006/metadata/properties" xmlns:ns2="1d2798d9-1030-4cc5-be7b-200f9e628651" xmlns:ns3="8ca2a57e-8138-4b57-956a-eb6e2c7049cc" targetNamespace="http://schemas.microsoft.com/office/2006/metadata/properties" ma:root="true" ma:fieldsID="3ff20d9b6411658b7762fa2c08d7e1af" ns2:_="" ns3:_="">
     <xsd:import namespace="1d2798d9-1030-4cc5-be7b-200f9e628651"/>
@@ -4168,27 +4571,26 @@
 </ct:contentTypeSchema>
 </file>
 
-<file path=customXml/item2.xml><?xml version="1.0" encoding="utf-8"?>
-<p:properties xmlns:p="http://schemas.microsoft.com/office/2006/metadata/properties" xmlns:xsi="http://www.w3.org/2001/XMLSchema-instance" xmlns:pc="http://schemas.microsoft.com/office/infopath/2007/PartnerControls">
-  <documentManagement>
-    <lcf76f155ced4ddcb4097134ff3c332f xmlns="8ca2a57e-8138-4b57-956a-eb6e2c7049cc">
-      <Terms xmlns="http://schemas.microsoft.com/office/infopath/2007/PartnerControls"/>
-    </lcf76f155ced4ddcb4097134ff3c332f>
-    <TaxCatchAll xmlns="1d2798d9-1030-4cc5-be7b-200f9e628651" xsi:nil="true"/>
-  </documentManagement>
-</p:properties>
+<file path=customXml/itemProps1.xml><?xml version="1.0" encoding="utf-8"?>
+<ds:datastoreItem xmlns:ds="http://schemas.openxmlformats.org/officeDocument/2006/customXml" ds:itemID="{6C7D064E-B9B1-4DD1-96C1-B59BEDBDE508}">
+  <ds:schemaRefs>
+    <ds:schemaRef ds:uri="http://schemas.microsoft.com/sharepoint/v3/contenttype/forms"/>
+  </ds:schemaRefs>
+</ds:datastoreItem>
 </file>
 
-<file path=customXml/item3.xml><?xml version="1.0" encoding="utf-8"?>
-<?mso-contentType ?>
-<FormTemplates xmlns="http://schemas.microsoft.com/sharepoint/v3/contenttype/forms">
-  <Display>DocumentLibraryForm</Display>
-  <Edit>DocumentLibraryForm</Edit>
-  <New>DocumentLibraryForm</New>
-</FormTemplates>
+<file path=customXml/itemProps2.xml><?xml version="1.0" encoding="utf-8"?>
+<ds:datastoreItem xmlns:ds="http://schemas.openxmlformats.org/officeDocument/2006/customXml" ds:itemID="{DEC3F211-A3ED-4D74-812F-955FD328EBB9}">
+  <ds:schemaRefs>
+    <ds:schemaRef ds:uri="http://schemas.microsoft.com/office/2006/metadata/properties"/>
+    <ds:schemaRef ds:uri="http://schemas.microsoft.com/office/infopath/2007/PartnerControls"/>
+    <ds:schemaRef ds:uri="8ca2a57e-8138-4b57-956a-eb6e2c7049cc"/>
+    <ds:schemaRef ds:uri="1d2798d9-1030-4cc5-be7b-200f9e628651"/>
+  </ds:schemaRefs>
+</ds:datastoreItem>
 </file>
 
-<file path=customXml/itemProps1.xml><?xml version="1.0" encoding="utf-8"?>
+<file path=customXml/itemProps3.xml><?xml version="1.0" encoding="utf-8"?>
 <ds:datastoreItem xmlns:ds="http://schemas.openxmlformats.org/officeDocument/2006/customXml" ds:itemID="{5C49EB71-DCC6-4AD6-B283-AD28F75E5568}">
   <ds:schemaRefs>
     <ds:schemaRef ds:uri="http://schemas.microsoft.com/office/2006/metadata/contentType"/>
@@ -4205,23 +4607,4 @@
     <ds:schemaRef ds:uri="http://schemas.microsoft.com/internal/obd"/>
   </ds:schemaRefs>
 </ds:datastoreItem>
-</file>
-
-<file path=customXml/itemProps2.xml><?xml version="1.0" encoding="utf-8"?>
-<ds:datastoreItem xmlns:ds="http://schemas.openxmlformats.org/officeDocument/2006/customXml" ds:itemID="{DEC3F211-A3ED-4D74-812F-955FD328EBB9}">
-  <ds:schemaRefs>
-    <ds:schemaRef ds:uri="http://schemas.microsoft.com/office/2006/metadata/properties"/>
-    <ds:schemaRef ds:uri="http://schemas.microsoft.com/office/infopath/2007/PartnerControls"/>
-    <ds:schemaRef ds:uri="8ca2a57e-8138-4b57-956a-eb6e2c7049cc"/>
-    <ds:schemaRef ds:uri="1d2798d9-1030-4cc5-be7b-200f9e628651"/>
-  </ds:schemaRefs>
-</ds:datastoreItem>
-</file>
-
-<file path=customXml/itemProps3.xml><?xml version="1.0" encoding="utf-8"?>
-<ds:datastoreItem xmlns:ds="http://schemas.openxmlformats.org/officeDocument/2006/customXml" ds:itemID="{6C7D064E-B9B1-4DD1-96C1-B59BEDBDE508}">
-  <ds:schemaRefs>
-    <ds:schemaRef ds:uri="http://schemas.microsoft.com/sharepoint/v3/contenttype/forms"/>
-  </ds:schemaRefs>
-</ds:datastoreItem>
 </file>